--- a/END4000_TEZ_FINAL.docx
+++ b/END4000_TEZ_FINAL.docx
@@ -27918,7 +27918,7 @@
           <w:sz w:val="24"/>
           <w:szCs w:val="24"/>
         </w:rPr>
-        <w:t>Forecast &amp; Plan: 2026 monthly plan table with seasonal indices, scenario selectors (8,500 vs 10,000 annual target), and monthly trend chart.</w:t>
+        <w:t>Forecast &amp; Plan: 2026 monthly plan table with seasonal indices, scenario selectors (10,000 annual target), and monthly trend chart.</w:t>
       </w:r>
     </w:p>
     <w:p>

--- a/END4000_TEZ_FINAL.docx
+++ b/END4000_TEZ_FINAL.docx
@@ -14910,6 +14910,1113 @@
     </w:p>
     <w:p>
       <w:pPr>
+        <w:pStyle w:val="Caption"/>
+      </w:pPr>
+      <w:r>
+        <w:t>Table 1. Literature Review Summary</w:t>
+      </w:r>
+    </w:p>
+    <w:tbl>
+      <w:tblPr>
+        <w:tblStyle w:val="TableGrid"/>
+        <w:tblW w:type="auto" w:w="0"/>
+        <w:tblLook w:firstColumn="1" w:firstRow="1" w:lastColumn="0" w:lastRow="0" w:noHBand="0" w:noVBand="1" w:val="04A0"/>
+      </w:tblPr>
+      <w:tblGrid>
+        <w:gridCol w:w="1881"/>
+        <w:gridCol w:w="1881"/>
+        <w:gridCol w:w="1881"/>
+        <w:gridCol w:w="1881"/>
+        <w:gridCol w:w="1881"/>
+      </w:tblGrid>
+      <w:tr>
+        <w:tc>
+          <w:tcPr>
+            <w:tcW w:type="dxa" w:w="1881"/>
+          </w:tcPr>
+          <w:p>
+            <w:r>
+              <w:rPr>
+                <w:b/>
+                <w:sz w:val="22"/>
+              </w:rPr>
+              <w:t>Writer(s)</w:t>
+            </w:r>
+          </w:p>
+        </w:tc>
+        <w:tc>
+          <w:tcPr>
+            <w:tcW w:type="dxa" w:w="1881"/>
+          </w:tcPr>
+          <w:p>
+            <w:r>
+              <w:rPr>
+                <w:b/>
+                <w:sz w:val="22"/>
+              </w:rPr>
+              <w:t>Year</w:t>
+            </w:r>
+          </w:p>
+        </w:tc>
+        <w:tc>
+          <w:tcPr>
+            <w:tcW w:type="dxa" w:w="1881"/>
+          </w:tcPr>
+          <w:p>
+            <w:r>
+              <w:rPr>
+                <w:b/>
+                <w:sz w:val="22"/>
+              </w:rPr>
+              <w:t>Objective of Study</w:t>
+            </w:r>
+          </w:p>
+        </w:tc>
+        <w:tc>
+          <w:tcPr>
+            <w:tcW w:type="dxa" w:w="1881"/>
+          </w:tcPr>
+          <w:p>
+            <w:r>
+              <w:rPr>
+                <w:b/>
+                <w:sz w:val="22"/>
+              </w:rPr>
+              <w:t>Method</w:t>
+            </w:r>
+          </w:p>
+        </w:tc>
+        <w:tc>
+          <w:tcPr>
+            <w:tcW w:type="dxa" w:w="1881"/>
+          </w:tcPr>
+          <w:p>
+            <w:r>
+              <w:rPr>
+                <w:b/>
+                <w:sz w:val="22"/>
+              </w:rPr>
+              <w:t>Key Findings</w:t>
+            </w:r>
+          </w:p>
+        </w:tc>
+      </w:tr>
+      <w:tr>
+        <w:tc>
+          <w:tcPr>
+            <w:tcW w:type="dxa" w:w="1881"/>
+          </w:tcPr>
+          <w:p>
+            <w:r>
+              <w:rPr>
+                <w:b w:val="0"/>
+                <w:sz w:val="22"/>
+              </w:rPr>
+              <w:t>Cleveland et al.</w:t>
+            </w:r>
+          </w:p>
+        </w:tc>
+        <w:tc>
+          <w:tcPr>
+            <w:tcW w:type="dxa" w:w="1881"/>
+          </w:tcPr>
+          <w:p>
+            <w:r>
+              <w:rPr>
+                <w:b w:val="0"/>
+                <w:sz w:val="22"/>
+              </w:rPr>
+              <w:t>1990</w:t>
+            </w:r>
+          </w:p>
+        </w:tc>
+        <w:tc>
+          <w:tcPr>
+            <w:tcW w:type="dxa" w:w="1881"/>
+          </w:tcPr>
+          <w:p>
+            <w:r>
+              <w:rPr>
+                <w:b w:val="0"/>
+                <w:sz w:val="22"/>
+              </w:rPr>
+              <w:t>Decompose time series into trend, seasonal, and remainder components</w:t>
+            </w:r>
+          </w:p>
+        </w:tc>
+        <w:tc>
+          <w:tcPr>
+            <w:tcW w:type="dxa" w:w="1881"/>
+          </w:tcPr>
+          <w:p>
+            <w:r>
+              <w:rPr>
+                <w:b w:val="0"/>
+                <w:sz w:val="22"/>
+              </w:rPr>
+              <w:t>STL (Loess smoothing)</w:t>
+            </w:r>
+          </w:p>
+        </w:tc>
+        <w:tc>
+          <w:tcPr>
+            <w:tcW w:type="dxa" w:w="1881"/>
+          </w:tcPr>
+          <w:p>
+            <w:r>
+              <w:rPr>
+                <w:b w:val="0"/>
+                <w:sz w:val="22"/>
+              </w:rPr>
+              <w:t>Robust, iterative decomposition handles outliers and varying seasonal strength</w:t>
+            </w:r>
+          </w:p>
+        </w:tc>
+      </w:tr>
+      <w:tr>
+        <w:tc>
+          <w:tcPr>
+            <w:tcW w:type="dxa" w:w="1881"/>
+          </w:tcPr>
+          <w:p>
+            <w:r>
+              <w:rPr>
+                <w:b w:val="0"/>
+                <w:sz w:val="22"/>
+              </w:rPr>
+              <w:t>Crowder</w:t>
+            </w:r>
+          </w:p>
+        </w:tc>
+        <w:tc>
+          <w:tcPr>
+            <w:tcW w:type="dxa" w:w="1881"/>
+          </w:tcPr>
+          <w:p>
+            <w:r>
+              <w:rPr>
+                <w:b w:val="0"/>
+                <w:sz w:val="22"/>
+              </w:rPr>
+              <w:t>1989</w:t>
+            </w:r>
+          </w:p>
+        </w:tc>
+        <w:tc>
+          <w:tcPr>
+            <w:tcW w:type="dxa" w:w="1881"/>
+          </w:tcPr>
+          <w:p>
+            <w:r>
+              <w:rPr>
+                <w:b w:val="0"/>
+                <w:sz w:val="22"/>
+              </w:rPr>
+              <w:t>Design exponentially weighted moving average control charts</w:t>
+            </w:r>
+          </w:p>
+        </w:tc>
+        <w:tc>
+          <w:tcPr>
+            <w:tcW w:type="dxa" w:w="1881"/>
+          </w:tcPr>
+          <w:p>
+            <w:r>
+              <w:rPr>
+                <w:b w:val="0"/>
+                <w:sz w:val="22"/>
+              </w:rPr>
+              <w:t>Statistical optimization</w:t>
+            </w:r>
+          </w:p>
+        </w:tc>
+        <w:tc>
+          <w:tcPr>
+            <w:tcW w:type="dxa" w:w="1881"/>
+          </w:tcPr>
+          <w:p>
+            <w:r>
+              <w:rPr>
+                <w:b w:val="0"/>
+                <w:sz w:val="22"/>
+              </w:rPr>
+              <w:t>Optimal smoothing factor λ derived analytically for various process shift sizes</w:t>
+            </w:r>
+          </w:p>
+        </w:tc>
+      </w:tr>
+      <w:tr>
+        <w:tc>
+          <w:tcPr>
+            <w:tcW w:type="dxa" w:w="1881"/>
+          </w:tcPr>
+          <w:p>
+            <w:r>
+              <w:rPr>
+                <w:b w:val="0"/>
+                <w:sz w:val="22"/>
+              </w:rPr>
+              <w:t>Dantzig</w:t>
+            </w:r>
+          </w:p>
+        </w:tc>
+        <w:tc>
+          <w:tcPr>
+            <w:tcW w:type="dxa" w:w="1881"/>
+          </w:tcPr>
+          <w:p>
+            <w:r>
+              <w:rPr>
+                <w:b w:val="0"/>
+                <w:sz w:val="22"/>
+              </w:rPr>
+              <w:t>1963</w:t>
+            </w:r>
+          </w:p>
+        </w:tc>
+        <w:tc>
+          <w:tcPr>
+            <w:tcW w:type="dxa" w:w="1881"/>
+          </w:tcPr>
+          <w:p>
+            <w:r>
+              <w:rPr>
+                <w:b w:val="0"/>
+                <w:sz w:val="22"/>
+              </w:rPr>
+              <w:t>Formalize linear programming as a general optimization framework</w:t>
+            </w:r>
+          </w:p>
+        </w:tc>
+        <w:tc>
+          <w:tcPr>
+            <w:tcW w:type="dxa" w:w="1881"/>
+          </w:tcPr>
+          <w:p>
+            <w:r>
+              <w:rPr>
+                <w:b w:val="0"/>
+                <w:sz w:val="22"/>
+              </w:rPr>
+              <w:t>Simplex method</w:t>
+            </w:r>
+          </w:p>
+        </w:tc>
+        <w:tc>
+          <w:tcPr>
+            <w:tcW w:type="dxa" w:w="1881"/>
+          </w:tcPr>
+          <w:p>
+            <w:r>
+              <w:rPr>
+                <w:b w:val="0"/>
+                <w:sz w:val="22"/>
+              </w:rPr>
+              <w:t>Foundation of LP theory enabling large-scale real-world optimization</w:t>
+            </w:r>
+          </w:p>
+        </w:tc>
+      </w:tr>
+      <w:tr>
+        <w:tc>
+          <w:tcPr>
+            <w:tcW w:type="dxa" w:w="1881"/>
+          </w:tcPr>
+          <w:p>
+            <w:r>
+              <w:rPr>
+                <w:b w:val="0"/>
+                <w:sz w:val="22"/>
+              </w:rPr>
+              <w:t>Hwang &amp; Yoon</w:t>
+            </w:r>
+          </w:p>
+        </w:tc>
+        <w:tc>
+          <w:tcPr>
+            <w:tcW w:type="dxa" w:w="1881"/>
+          </w:tcPr>
+          <w:p>
+            <w:r>
+              <w:rPr>
+                <w:b w:val="0"/>
+                <w:sz w:val="22"/>
+              </w:rPr>
+              <w:t>1981</w:t>
+            </w:r>
+          </w:p>
+        </w:tc>
+        <w:tc>
+          <w:tcPr>
+            <w:tcW w:type="dxa" w:w="1881"/>
+          </w:tcPr>
+          <w:p>
+            <w:r>
+              <w:rPr>
+                <w:b w:val="0"/>
+                <w:sz w:val="22"/>
+              </w:rPr>
+              <w:t>Rank alternatives under multiple conflicting criteria</w:t>
+            </w:r>
+          </w:p>
+        </w:tc>
+        <w:tc>
+          <w:tcPr>
+            <w:tcW w:type="dxa" w:w="1881"/>
+          </w:tcPr>
+          <w:p>
+            <w:r>
+              <w:rPr>
+                <w:b w:val="0"/>
+                <w:sz w:val="22"/>
+              </w:rPr>
+              <w:t>TOPSIS, MADM</w:t>
+            </w:r>
+          </w:p>
+        </w:tc>
+        <w:tc>
+          <w:tcPr>
+            <w:tcW w:type="dxa" w:w="1881"/>
+          </w:tcPr>
+          <w:p>
+            <w:r>
+              <w:rPr>
+                <w:b w:val="0"/>
+                <w:sz w:val="22"/>
+              </w:rPr>
+              <w:t>Systematic framework for multi-attribute ranking with weighted criteria</w:t>
+            </w:r>
+          </w:p>
+        </w:tc>
+      </w:tr>
+      <w:tr>
+        <w:tc>
+          <w:tcPr>
+            <w:tcW w:type="dxa" w:w="1881"/>
+          </w:tcPr>
+          <w:p>
+            <w:r>
+              <w:rPr>
+                <w:b w:val="0"/>
+                <w:sz w:val="22"/>
+              </w:rPr>
+              <w:t>Hyndman et al.</w:t>
+            </w:r>
+          </w:p>
+        </w:tc>
+        <w:tc>
+          <w:tcPr>
+            <w:tcW w:type="dxa" w:w="1881"/>
+          </w:tcPr>
+          <w:p>
+            <w:r>
+              <w:rPr>
+                <w:b w:val="0"/>
+                <w:sz w:val="22"/>
+              </w:rPr>
+              <w:t>2011</w:t>
+            </w:r>
+          </w:p>
+        </w:tc>
+        <w:tc>
+          <w:tcPr>
+            <w:tcW w:type="dxa" w:w="1881"/>
+          </w:tcPr>
+          <w:p>
+            <w:r>
+              <w:rPr>
+                <w:b w:val="0"/>
+                <w:sz w:val="22"/>
+              </w:rPr>
+              <w:t>Optimal combination of forecasts for hierarchical time series</w:t>
+            </w:r>
+          </w:p>
+        </w:tc>
+        <w:tc>
+          <w:tcPr>
+            <w:tcW w:type="dxa" w:w="1881"/>
+          </w:tcPr>
+          <w:p>
+            <w:r>
+              <w:rPr>
+                <w:b w:val="0"/>
+                <w:sz w:val="22"/>
+              </w:rPr>
+              <w:t>MinT reconciliation</w:t>
+            </w:r>
+          </w:p>
+        </w:tc>
+        <w:tc>
+          <w:tcPr>
+            <w:tcW w:type="dxa" w:w="1881"/>
+          </w:tcPr>
+          <w:p>
+            <w:r>
+              <w:rPr>
+                <w:b w:val="0"/>
+                <w:sz w:val="22"/>
+              </w:rPr>
+              <w:t>Trace minimization guarantees coherent, unbiased hierarchical forecasts</w:t>
+            </w:r>
+          </w:p>
+        </w:tc>
+      </w:tr>
+      <w:tr>
+        <w:tc>
+          <w:tcPr>
+            <w:tcW w:type="dxa" w:w="1881"/>
+          </w:tcPr>
+          <w:p>
+            <w:r>
+              <w:rPr>
+                <w:b w:val="0"/>
+                <w:sz w:val="22"/>
+              </w:rPr>
+              <w:t>Kok et al.</w:t>
+            </w:r>
+          </w:p>
+        </w:tc>
+        <w:tc>
+          <w:tcPr>
+            <w:tcW w:type="dxa" w:w="1881"/>
+          </w:tcPr>
+          <w:p>
+            <w:r>
+              <w:rPr>
+                <w:b w:val="0"/>
+                <w:sz w:val="22"/>
+              </w:rPr>
+              <w:t>2008</w:t>
+            </w:r>
+          </w:p>
+        </w:tc>
+        <w:tc>
+          <w:tcPr>
+            <w:tcW w:type="dxa" w:w="1881"/>
+          </w:tcPr>
+          <w:p>
+            <w:r>
+              <w:rPr>
+                <w:b w:val="0"/>
+                <w:sz w:val="22"/>
+              </w:rPr>
+              <w:t>Review assortment planning literature and industry practice</w:t>
+            </w:r>
+          </w:p>
+        </w:tc>
+        <w:tc>
+          <w:tcPr>
+            <w:tcW w:type="dxa" w:w="1881"/>
+          </w:tcPr>
+          <w:p>
+            <w:r>
+              <w:rPr>
+                <w:b w:val="0"/>
+                <w:sz w:val="22"/>
+              </w:rPr>
+              <w:t>Stochastic demand models</w:t>
+            </w:r>
+          </w:p>
+        </w:tc>
+        <w:tc>
+          <w:tcPr>
+            <w:tcW w:type="dxa" w:w="1881"/>
+          </w:tcPr>
+          <w:p>
+            <w:r>
+              <w:rPr>
+                <w:b w:val="0"/>
+                <w:sz w:val="22"/>
+              </w:rPr>
+              <w:t>Consumer demand substitution fundamentally affects optimal stocking decisions</w:t>
+            </w:r>
+          </w:p>
+        </w:tc>
+      </w:tr>
+      <w:tr>
+        <w:tc>
+          <w:tcPr>
+            <w:tcW w:type="dxa" w:w="1881"/>
+          </w:tcPr>
+          <w:p>
+            <w:r>
+              <w:rPr>
+                <w:b w:val="0"/>
+                <w:sz w:val="22"/>
+              </w:rPr>
+              <w:t>Koren et al.</w:t>
+            </w:r>
+          </w:p>
+        </w:tc>
+        <w:tc>
+          <w:tcPr>
+            <w:tcW w:type="dxa" w:w="1881"/>
+          </w:tcPr>
+          <w:p>
+            <w:r>
+              <w:rPr>
+                <w:b w:val="0"/>
+                <w:sz w:val="22"/>
+              </w:rPr>
+              <w:t>2009</w:t>
+            </w:r>
+          </w:p>
+        </w:tc>
+        <w:tc>
+          <w:tcPr>
+            <w:tcW w:type="dxa" w:w="1881"/>
+          </w:tcPr>
+          <w:p>
+            <w:r>
+              <w:rPr>
+                <w:b w:val="0"/>
+                <w:sz w:val="22"/>
+              </w:rPr>
+              <w:t>Improve collaborative filtering accuracy for recommender systems</w:t>
+            </w:r>
+          </w:p>
+        </w:tc>
+        <w:tc>
+          <w:tcPr>
+            <w:tcW w:type="dxa" w:w="1881"/>
+          </w:tcPr>
+          <w:p>
+            <w:r>
+              <w:rPr>
+                <w:b w:val="0"/>
+                <w:sz w:val="22"/>
+              </w:rPr>
+              <w:t>Matrix factorization (SVD++)</w:t>
+            </w:r>
+          </w:p>
+        </w:tc>
+        <w:tc>
+          <w:tcPr>
+            <w:tcW w:type="dxa" w:w="1881"/>
+          </w:tcPr>
+          <w:p>
+            <w:r>
+              <w:rPr>
+                <w:b w:val="0"/>
+                <w:sz w:val="22"/>
+              </w:rPr>
+              <w:t>Latent factor models outperform neighbourhood methods on sparse rating data</w:t>
+            </w:r>
+          </w:p>
+        </w:tc>
+      </w:tr>
+      <w:tr>
+        <w:tc>
+          <w:tcPr>
+            <w:tcW w:type="dxa" w:w="1881"/>
+          </w:tcPr>
+          <w:p>
+            <w:r>
+              <w:rPr>
+                <w:b w:val="0"/>
+                <w:sz w:val="22"/>
+              </w:rPr>
+              <w:t>Mahajan &amp; van Ryzin</w:t>
+            </w:r>
+          </w:p>
+        </w:tc>
+        <w:tc>
+          <w:tcPr>
+            <w:tcW w:type="dxa" w:w="1881"/>
+          </w:tcPr>
+          <w:p>
+            <w:r>
+              <w:rPr>
+                <w:b w:val="0"/>
+                <w:sz w:val="22"/>
+              </w:rPr>
+              <w:t>2001</w:t>
+            </w:r>
+          </w:p>
+        </w:tc>
+        <w:tc>
+          <w:tcPr>
+            <w:tcW w:type="dxa" w:w="1881"/>
+          </w:tcPr>
+          <w:p>
+            <w:r>
+              <w:rPr>
+                <w:b w:val="0"/>
+                <w:sz w:val="22"/>
+              </w:rPr>
+              <w:t>Stock retail assortments under dynamic consumer substitution</w:t>
+            </w:r>
+          </w:p>
+        </w:tc>
+        <w:tc>
+          <w:tcPr>
+            <w:tcW w:type="dxa" w:w="1881"/>
+          </w:tcPr>
+          <w:p>
+            <w:r>
+              <w:rPr>
+                <w:b w:val="0"/>
+                <w:sz w:val="22"/>
+              </w:rPr>
+              <w:t>Stochastic programming</w:t>
+            </w:r>
+          </w:p>
+        </w:tc>
+        <w:tc>
+          <w:tcPr>
+            <w:tcW w:type="dxa" w:w="1881"/>
+          </w:tcPr>
+          <w:p>
+            <w:r>
+              <w:rPr>
+                <w:b w:val="0"/>
+                <w:sz w:val="22"/>
+              </w:rPr>
+              <w:t>Substitution raises optimal stock levels above independent-demand solutions</w:t>
+            </w:r>
+          </w:p>
+        </w:tc>
+      </w:tr>
+      <w:tr>
+        <w:tc>
+          <w:tcPr>
+            <w:tcW w:type="dxa" w:w="1881"/>
+          </w:tcPr>
+          <w:p>
+            <w:r>
+              <w:rPr>
+                <w:b w:val="0"/>
+                <w:sz w:val="22"/>
+              </w:rPr>
+              <w:t>Powell</w:t>
+            </w:r>
+          </w:p>
+        </w:tc>
+        <w:tc>
+          <w:tcPr>
+            <w:tcW w:type="dxa" w:w="1881"/>
+          </w:tcPr>
+          <w:p>
+            <w:r>
+              <w:rPr>
+                <w:b w:val="0"/>
+                <w:sz w:val="22"/>
+              </w:rPr>
+              <w:t>1996</w:t>
+            </w:r>
+          </w:p>
+        </w:tc>
+        <w:tc>
+          <w:tcPr>
+            <w:tcW w:type="dxa" w:w="1881"/>
+          </w:tcPr>
+          <w:p>
+            <w:r>
+              <w:rPr>
+                <w:b w:val="0"/>
+                <w:sz w:val="22"/>
+              </w:rPr>
+              <w:t>Stochastic vehicle assignment for truckload motor carriers</w:t>
+            </w:r>
+          </w:p>
+        </w:tc>
+        <w:tc>
+          <w:tcPr>
+            <w:tcW w:type="dxa" w:w="1881"/>
+          </w:tcPr>
+          <w:p>
+            <w:r>
+              <w:rPr>
+                <w:b w:val="0"/>
+                <w:sz w:val="22"/>
+              </w:rPr>
+              <w:t>Stochastic dynamic programming</w:t>
+            </w:r>
+          </w:p>
+        </w:tc>
+        <w:tc>
+          <w:tcPr>
+            <w:tcW w:type="dxa" w:w="1881"/>
+          </w:tcPr>
+          <w:p>
+            <w:r>
+              <w:rPr>
+                <w:b w:val="0"/>
+                <w:sz w:val="22"/>
+              </w:rPr>
+              <w:t>Dynamic assignment framework reduces empty miles in freight networks</w:t>
+            </w:r>
+          </w:p>
+        </w:tc>
+      </w:tr>
+      <w:tr>
+        <w:tc>
+          <w:tcPr>
+            <w:tcW w:type="dxa" w:w="1881"/>
+          </w:tcPr>
+          <w:p>
+            <w:r>
+              <w:rPr>
+                <w:b w:val="0"/>
+                <w:sz w:val="22"/>
+              </w:rPr>
+              <w:t>Rendle</w:t>
+            </w:r>
+          </w:p>
+        </w:tc>
+        <w:tc>
+          <w:tcPr>
+            <w:tcW w:type="dxa" w:w="1881"/>
+          </w:tcPr>
+          <w:p>
+            <w:r>
+              <w:rPr>
+                <w:b w:val="0"/>
+                <w:sz w:val="22"/>
+              </w:rPr>
+              <w:t>2010</w:t>
+            </w:r>
+          </w:p>
+        </w:tc>
+        <w:tc>
+          <w:tcPr>
+            <w:tcW w:type="dxa" w:w="1881"/>
+          </w:tcPr>
+          <w:p>
+            <w:r>
+              <w:rPr>
+                <w:b w:val="0"/>
+                <w:sz w:val="22"/>
+              </w:rPr>
+              <w:t>Model feature interactions for large-scale recommendation tasks</w:t>
+            </w:r>
+          </w:p>
+        </w:tc>
+        <w:tc>
+          <w:tcPr>
+            <w:tcW w:type="dxa" w:w="1881"/>
+          </w:tcPr>
+          <w:p>
+            <w:r>
+              <w:rPr>
+                <w:b w:val="0"/>
+                <w:sz w:val="22"/>
+              </w:rPr>
+              <w:t>Factorization machines</w:t>
+            </w:r>
+          </w:p>
+        </w:tc>
+        <w:tc>
+          <w:tcPr>
+            <w:tcW w:type="dxa" w:w="1881"/>
+          </w:tcPr>
+          <w:p>
+            <w:r>
+              <w:rPr>
+                <w:b w:val="0"/>
+                <w:sz w:val="22"/>
+              </w:rPr>
+              <w:t>Polynomial feature interactions captured in linear time with factored parameters</w:t>
+            </w:r>
+          </w:p>
+        </w:tc>
+      </w:tr>
+      <w:tr>
+        <w:tc>
+          <w:tcPr>
+            <w:tcW w:type="dxa" w:w="1881"/>
+          </w:tcPr>
+          <w:p>
+            <w:r>
+              <w:rPr>
+                <w:b w:val="0"/>
+                <w:sz w:val="22"/>
+              </w:rPr>
+              <w:t>Şahin &amp; Kılıç</w:t>
+            </w:r>
+          </w:p>
+        </w:tc>
+        <w:tc>
+          <w:tcPr>
+            <w:tcW w:type="dxa" w:w="1881"/>
+          </w:tcPr>
+          <w:p>
+            <w:r>
+              <w:rPr>
+                <w:b w:val="0"/>
+                <w:sz w:val="22"/>
+              </w:rPr>
+              <w:t>2022</w:t>
+            </w:r>
+          </w:p>
+        </w:tc>
+        <w:tc>
+          <w:tcPr>
+            <w:tcW w:type="dxa" w:w="1881"/>
+          </w:tcPr>
+          <w:p>
+            <w:r>
+              <w:rPr>
+                <w:b w:val="0"/>
+                <w:sz w:val="22"/>
+              </w:rPr>
+              <w:t>Develop alternative MILP formulations for vehicle allocation</w:t>
+            </w:r>
+          </w:p>
+        </w:tc>
+        <w:tc>
+          <w:tcPr>
+            <w:tcW w:type="dxa" w:w="1881"/>
+          </w:tcPr>
+          <w:p>
+            <w:r>
+              <w:rPr>
+                <w:b w:val="0"/>
+                <w:sz w:val="22"/>
+              </w:rPr>
+              <w:t>MILP, Branch &amp; Price</w:t>
+            </w:r>
+          </w:p>
+        </w:tc>
+        <w:tc>
+          <w:tcPr>
+            <w:tcW w:type="dxa" w:w="1881"/>
+          </w:tcPr>
+          <w:p>
+            <w:r>
+              <w:rPr>
+                <w:b w:val="0"/>
+                <w:sz w:val="22"/>
+              </w:rPr>
+              <w:t>Alternative formulations reduce computation time significantly for large VAP instances</w:t>
+            </w:r>
+          </w:p>
+        </w:tc>
+      </w:tr>
+      <w:tr>
+        <w:tc>
+          <w:tcPr>
+            <w:tcW w:type="dxa" w:w="1881"/>
+          </w:tcPr>
+          <w:p>
+            <w:r>
+              <w:rPr>
+                <w:b w:val="0"/>
+                <w:sz w:val="22"/>
+              </w:rPr>
+              <w:t>Taylor &amp; Letham</w:t>
+            </w:r>
+          </w:p>
+        </w:tc>
+        <w:tc>
+          <w:tcPr>
+            <w:tcW w:type="dxa" w:w="1881"/>
+          </w:tcPr>
+          <w:p>
+            <w:r>
+              <w:rPr>
+                <w:b w:val="0"/>
+                <w:sz w:val="22"/>
+              </w:rPr>
+              <w:t>2018</w:t>
+            </w:r>
+          </w:p>
+        </w:tc>
+        <w:tc>
+          <w:tcPr>
+            <w:tcW w:type="dxa" w:w="1881"/>
+          </w:tcPr>
+          <w:p>
+            <w:r>
+              <w:rPr>
+                <w:b w:val="0"/>
+                <w:sz w:val="22"/>
+              </w:rPr>
+              <w:t>Scalable automated time series forecasting for business applications</w:t>
+            </w:r>
+          </w:p>
+        </w:tc>
+        <w:tc>
+          <w:tcPr>
+            <w:tcW w:type="dxa" w:w="1881"/>
+          </w:tcPr>
+          <w:p>
+            <w:r>
+              <w:rPr>
+                <w:b w:val="0"/>
+                <w:sz w:val="22"/>
+              </w:rPr>
+              <w:t>Prophet (additive decomposition)</w:t>
+            </w:r>
+          </w:p>
+        </w:tc>
+        <w:tc>
+          <w:tcPr>
+            <w:tcW w:type="dxa" w:w="1881"/>
+          </w:tcPr>
+          <w:p>
+            <w:r>
+              <w:rPr>
+                <w:b w:val="0"/>
+                <w:sz w:val="22"/>
+              </w:rPr>
+              <w:t>Analyst-adjustable model outperforms ARIMA on business series with holidays</w:t>
+            </w:r>
+          </w:p>
+        </w:tc>
+      </w:tr>
+      <w:tr>
+        <w:tc>
+          <w:tcPr>
+            <w:tcW w:type="dxa" w:w="1881"/>
+          </w:tcPr>
+          <w:p>
+            <w:r>
+              <w:rPr>
+                <w:b w:val="0"/>
+                <w:sz w:val="22"/>
+              </w:rPr>
+              <w:t>Toth &amp; Vigo</w:t>
+            </w:r>
+          </w:p>
+        </w:tc>
+        <w:tc>
+          <w:tcPr>
+            <w:tcW w:type="dxa" w:w="1881"/>
+          </w:tcPr>
+          <w:p>
+            <w:r>
+              <w:rPr>
+                <w:b w:val="0"/>
+                <w:sz w:val="22"/>
+              </w:rPr>
+              <w:t>2002</w:t>
+            </w:r>
+          </w:p>
+        </w:tc>
+        <w:tc>
+          <w:tcPr>
+            <w:tcW w:type="dxa" w:w="1881"/>
+          </w:tcPr>
+          <w:p>
+            <w:r>
+              <w:rPr>
+                <w:b w:val="0"/>
+                <w:sz w:val="22"/>
+              </w:rPr>
+              <w:t>Survey exact and heuristic algorithms for the vehicle routing problem</w:t>
+            </w:r>
+          </w:p>
+        </w:tc>
+        <w:tc>
+          <w:tcPr>
+            <w:tcW w:type="dxa" w:w="1881"/>
+          </w:tcPr>
+          <w:p>
+            <w:r>
+              <w:rPr>
+                <w:b w:val="0"/>
+                <w:sz w:val="22"/>
+              </w:rPr>
+              <w:t>VRP algorithms (exact &amp; heuristic)</w:t>
+            </w:r>
+          </w:p>
+        </w:tc>
+        <w:tc>
+          <w:tcPr>
+            <w:tcW w:type="dxa" w:w="1881"/>
+          </w:tcPr>
+          <w:p>
+            <w:r>
+              <w:rPr>
+                <w:b w:val="0"/>
+                <w:sz w:val="22"/>
+              </w:rPr>
+              <w:t>Comprehensive taxonomy of routing variants and solution methodologies</w:t>
+            </w:r>
+          </w:p>
+        </w:tc>
+      </w:tr>
+      <w:tr>
+        <w:tc>
+          <w:tcPr>
+            <w:tcW w:type="dxa" w:w="1881"/>
+          </w:tcPr>
+          <w:p>
+            <w:r>
+              <w:rPr>
+                <w:b w:val="0"/>
+                <w:sz w:val="22"/>
+              </w:rPr>
+              <w:t>Wickramasuriya et al.</w:t>
+            </w:r>
+          </w:p>
+        </w:tc>
+        <w:tc>
+          <w:tcPr>
+            <w:tcW w:type="dxa" w:w="1881"/>
+          </w:tcPr>
+          <w:p>
+            <w:r>
+              <w:rPr>
+                <w:b w:val="0"/>
+                <w:sz w:val="22"/>
+              </w:rPr>
+              <w:t>2019</w:t>
+            </w:r>
+          </w:p>
+        </w:tc>
+        <w:tc>
+          <w:tcPr>
+            <w:tcW w:type="dxa" w:w="1881"/>
+          </w:tcPr>
+          <w:p>
+            <w:r>
+              <w:rPr>
+                <w:b w:val="0"/>
+                <w:sz w:val="22"/>
+              </w:rPr>
+              <w:t>Reconcile hierarchical forecasts to satisfy aggregation constraints</w:t>
+            </w:r>
+          </w:p>
+        </w:tc>
+        <w:tc>
+          <w:tcPr>
+            <w:tcW w:type="dxa" w:w="1881"/>
+          </w:tcPr>
+          <w:p>
+            <w:r>
+              <w:rPr>
+                <w:b w:val="0"/>
+                <w:sz w:val="22"/>
+              </w:rPr>
+              <w:t>MinT (Minimum Trace)</w:t>
+            </w:r>
+          </w:p>
+        </w:tc>
+        <w:tc>
+          <w:tcPr>
+            <w:tcW w:type="dxa" w:w="1881"/>
+          </w:tcPr>
+          <w:p>
+            <w:r>
+              <w:rPr>
+                <w:b w:val="0"/>
+                <w:sz w:val="22"/>
+              </w:rPr>
+              <w:t>Reconciled forecasts are unbiased and minimize total mean squared error</w:t>
+            </w:r>
+          </w:p>
+        </w:tc>
+      </w:tr>
+    </w:tbl>
+    <w:p>
+      <w:r>
+        <w:t/>
+      </w:r>
+    </w:p>
+    <w:p>
+      <w:pPr>
         <w:pStyle w:val="Heading1"/>
         <w:jc w:val="right"/>
         <w:rPr>
@@ -15136,78 +16243,7 @@
         </w:rPr>
       </w:pPr>
       <w:r>
-        <w:rPr>
-          <w:rFonts w:ascii="Times New Roman" w:hAnsi="Times New Roman" w:cs="Times New Roman"/>
-          <w:b/>
-          <w:bCs/>
-          <w:i w:val="0"/>
-          <w:iCs w:val="0"/>
-          <w:color w:val="000000" w:themeColor="text1"/>
-          <w:sz w:val="24"/>
-          <w:szCs w:val="24"/>
-        </w:rPr>
-        <w:t>Figure</w:t>
-      </w:r>
-      <w:r>
-        <w:rPr>
-          <w:rFonts w:ascii="Times New Roman" w:hAnsi="Times New Roman" w:cs="Times New Roman"/>
-          <w:b/>
-          <w:bCs/>
-          <w:i w:val="0"/>
-          <w:iCs w:val="0"/>
-          <w:color w:val="000000" w:themeColor="text1"/>
-          <w:sz w:val="24"/>
-          <w:szCs w:val="24"/>
-        </w:rPr>
-        <w:t xml:space="preserve"> </w:t>
-      </w:r>
-      <w:r>
-        <w:rPr>
-          <w:rFonts w:ascii="Times New Roman" w:hAnsi="Times New Roman" w:cs="Times New Roman"/>
-          <w:b/>
-          <w:bCs/>
-          <w:i w:val="0"/>
-          <w:iCs w:val="0"/>
-          <w:color w:val="000000" w:themeColor="text1"/>
-          <w:sz w:val="24"/>
-          <w:szCs w:val="24"/>
-        </w:rPr>
-        <w:t>1</w:t>
-      </w:r>
-      <w:r>
-        <w:rPr>
-          <w:rFonts w:ascii="Times New Roman" w:hAnsi="Times New Roman" w:cs="Times New Roman"/>
-          <w:b/>
-          <w:bCs/>
-          <w:i w:val="0"/>
-          <w:iCs w:val="0"/>
-          <w:color w:val="000000" w:themeColor="text1"/>
-          <w:sz w:val="24"/>
-          <w:szCs w:val="24"/>
-        </w:rPr>
-        <w:t>.</w:t>
-      </w:r>
-      <w:r>
-        <w:rPr>
-          <w:rFonts w:ascii="Times New Roman" w:hAnsi="Times New Roman" w:cs="Times New Roman"/>
-          <w:i w:val="0"/>
-          <w:iCs w:val="0"/>
-          <w:color w:val="000000" w:themeColor="text1"/>
-          <w:sz w:val="24"/>
-          <w:szCs w:val="24"/>
-        </w:rPr>
-        <w:t xml:space="preserve"> </w:t>
-      </w:r>
-      <w:r>
-        <w:rPr>
-          <w:rFonts w:ascii="Times New Roman" w:hAnsi="Times New Roman" w:cs="Times New Roman"/>
-          <w:i w:val="0"/>
-          <w:iCs w:val="0"/>
-          <w:color w:val="000000" w:themeColor="text1"/>
-          <w:sz w:val="24"/>
-          <w:szCs w:val="24"/>
-        </w:rPr>
-        <w:t>Equations into an MS Word Document: (a) Opening the Equation Tab and (b) Tools Available for Adding Equations</w:t>
+        <w:t>Figure 1. Three-Layer Decision-Support System Architecture</w:t>
       </w:r>
     </w:p>
     <w:p>
@@ -16067,46 +17103,7 @@
         </w:rPr>
       </w:pPr>
       <w:r>
-        <w:rPr>
-          <w:rFonts w:ascii="Times New Roman" w:hAnsi="Times New Roman" w:cs="Times New Roman"/>
-        </w:rPr>
-        <w:t xml:space="preserve">Table </w:t>
-      </w:r>
-      <w:r>
-        <w:rPr>
-          <w:rFonts w:ascii="Times New Roman" w:hAnsi="Times New Roman" w:cs="Times New Roman"/>
-        </w:rPr>
-        <w:fldChar w:fldCharType="begin"/>
-      </w:r>
-      <w:r>
-        <w:rPr>
-          <w:rFonts w:ascii="Times New Roman" w:hAnsi="Times New Roman" w:cs="Times New Roman"/>
-        </w:rPr>
-        <w:instrText xml:space="preserve"> SEQ Table \* ARABIC </w:instrText>
-      </w:r>
-      <w:r>
-        <w:rPr>
-          <w:rFonts w:ascii="Times New Roman" w:hAnsi="Times New Roman" w:cs="Times New Roman"/>
-        </w:rPr>
-        <w:fldChar w:fldCharType="separate"/>
-      </w:r>
-      <w:r>
-        <w:rPr>
-          <w:rFonts w:ascii="Times New Roman" w:hAnsi="Times New Roman" w:cs="Times New Roman"/>
-        </w:rPr>
-        <w:t>1</w:t>
-      </w:r>
-      <w:r>
-        <w:rPr>
-          <w:rFonts w:ascii="Times New Roman" w:hAnsi="Times New Roman" w:cs="Times New Roman"/>
-        </w:rPr>
-        <w:fldChar w:fldCharType="end"/>
-      </w:r>
-      <w:r>
-        <w:rPr>
-          <w:rFonts w:ascii="Times New Roman" w:hAnsi="Times New Roman" w:cs="Times New Roman"/>
-        </w:rPr>
-        <w:t>: January 2026 Active Vehicle Portfolio</w:t>
+        <w:t>Table 2. January 2026 Active Vehicle Portfolio</w:t>
       </w:r>
     </w:p>
     <w:tbl>
@@ -16333,12 +17330,10 @@
             </w:pPr>
             <w:r>
               <w:rPr>
-                <w:rFonts w:ascii="Times New Roman" w:hAnsi="Times New Roman" w:cs="Times New Roman"/>
-                <w:color w:val="000000" w:themeColor="text1"/>
-                <w:sz w:val="20"/>
-                <w:szCs w:val="20"/>
-              </w:rPr>
-              <w:t>42 units</w:t>
+                <w:b w:val="0"/>
+                <w:sz w:val="24"/>
+              </w:rPr>
+              <w:t>35 units</w:t>
             </w:r>
           </w:p>
         </w:tc>
@@ -16470,21 +17465,10 @@
             </w:pPr>
             <w:r>
               <w:rPr>
-                <w:rFonts w:ascii="Times New Roman" w:hAnsi="Times New Roman" w:cs="Times New Roman"/>
-                <w:color w:val="000000" w:themeColor="text1"/>
-                <w:sz w:val="20"/>
-                <w:szCs w:val="20"/>
-              </w:rPr>
-              <w:t>331</w:t>
-            </w:r>
-            <w:r>
-              <w:rPr>
-                <w:rFonts w:ascii="Times New Roman" w:hAnsi="Times New Roman" w:cs="Times New Roman"/>
-                <w:color w:val="000000" w:themeColor="text1"/>
-                <w:sz w:val="20"/>
-                <w:szCs w:val="20"/>
-              </w:rPr>
-              <w:t xml:space="preserve"> units</w:t>
+                <w:b w:val="0"/>
+                <w:sz w:val="24"/>
+              </w:rPr>
+              <w:t>291 units</w:t>
             </w:r>
           </w:p>
         </w:tc>
@@ -16589,21 +17573,10 @@
             </w:pPr>
             <w:r>
               <w:rPr>
-                <w:rFonts w:ascii="Times New Roman" w:hAnsi="Times New Roman" w:cs="Times New Roman"/>
-                <w:color w:val="000000" w:themeColor="text1"/>
-                <w:sz w:val="20"/>
-                <w:szCs w:val="20"/>
-              </w:rPr>
-              <w:t>176</w:t>
-            </w:r>
-            <w:r>
-              <w:rPr>
-                <w:rFonts w:ascii="Times New Roman" w:hAnsi="Times New Roman" w:cs="Times New Roman"/>
-                <w:color w:val="000000" w:themeColor="text1"/>
-                <w:sz w:val="20"/>
-                <w:szCs w:val="20"/>
-              </w:rPr>
-              <w:t xml:space="preserve"> units</w:t>
+                <w:b w:val="0"/>
+                <w:sz w:val="24"/>
+              </w:rPr>
+              <w:t>97 units</w:t>
             </w:r>
           </w:p>
         </w:tc>
@@ -16708,21 +17681,10 @@
             </w:pPr>
             <w:r>
               <w:rPr>
-                <w:rFonts w:ascii="Times New Roman" w:hAnsi="Times New Roman" w:cs="Times New Roman"/>
-                <w:color w:val="000000" w:themeColor="text1"/>
-                <w:sz w:val="20"/>
-                <w:szCs w:val="20"/>
-              </w:rPr>
-              <w:t>210</w:t>
-            </w:r>
-            <w:r>
-              <w:rPr>
-                <w:rFonts w:ascii="Times New Roman" w:hAnsi="Times New Roman" w:cs="Times New Roman"/>
-                <w:color w:val="000000" w:themeColor="text1"/>
-                <w:sz w:val="20"/>
-                <w:szCs w:val="20"/>
-              </w:rPr>
-              <w:t xml:space="preserve"> units</w:t>
+                <w:b w:val="0"/>
+                <w:sz w:val="24"/>
+              </w:rPr>
+              <w:t>180 units</w:t>
             </w:r>
           </w:p>
         </w:tc>
@@ -17337,6 +18299,7 @@
     </w:p>
     <w:p>
       <w:pPr>
+        <w:pStyle w:val="Caption"/>
         <w:spacing w:after="240"/>
         <w:jc w:val="center"/>
         <w:rPr>
@@ -17675,6 +18638,7 @@
     </w:p>
     <w:p>
       <w:pPr>
+        <w:pStyle w:val="Caption"/>
         <w:spacing w:after="240"/>
         <w:jc w:val="center"/>
         <w:rPr>
@@ -17712,86 +18676,12 @@
         </w:rPr>
       </w:pPr>
       <w:bookmarkStart w:id="25" w:name="_Toc232198492"/>
-      <w:r>
-        <w:rPr>
-          <w:rFonts w:ascii="Times New Roman" w:hAnsi="Times New Roman" w:cs="Times New Roman"/>
-          <w:b/>
-          <w:bCs/>
-          <w:color w:val="000000" w:themeColor="text1"/>
-          <w:sz w:val="28"/>
-          <w:szCs w:val="28"/>
-        </w:rPr>
-        <w:t>4.</w:t>
-      </w:r>
-      <w:r>
-        <w:rPr>
-          <w:rFonts w:ascii="Times New Roman" w:hAnsi="Times New Roman" w:cs="Times New Roman"/>
-          <w:b/>
-          <w:bCs/>
-          <w:color w:val="000000" w:themeColor="text1"/>
-          <w:sz w:val="28"/>
-          <w:szCs w:val="28"/>
-        </w:rPr>
-        <w:t>2</w:t>
-      </w:r>
-      <w:r>
-        <w:rPr>
-          <w:rFonts w:ascii="Times New Roman" w:hAnsi="Times New Roman" w:cs="Times New Roman"/>
-          <w:b/>
-          <w:bCs/>
-          <w:color w:val="000000" w:themeColor="text1"/>
-          <w:sz w:val="28"/>
-          <w:szCs w:val="28"/>
-        </w:rPr>
-        <w:t xml:space="preserve">. Prophet Market </w:t>
-      </w:r>
       <w:proofErr w:type="gramStart"/>
-      <w:r>
-        <w:rPr>
-          <w:rFonts w:ascii="Times New Roman" w:hAnsi="Times New Roman" w:cs="Times New Roman"/>
-          <w:b/>
-          <w:bCs/>
-          <w:color w:val="000000" w:themeColor="text1"/>
-          <w:sz w:val="28"/>
-          <w:szCs w:val="28"/>
-        </w:rPr>
-        <w:t>Forecast</w:t>
-      </w:r>
-      <w:r>
-        <w:rPr>
-          <w:rFonts w:ascii="Times New Roman" w:hAnsi="Times New Roman" w:cs="Times New Roman"/>
-          <w:b/>
-          <w:bCs/>
-          <w:color w:val="000000" w:themeColor="text1"/>
-          <w:sz w:val="28"/>
-          <w:szCs w:val="28"/>
-        </w:rPr>
-        <w:t xml:space="preserve"> </w:t>
-      </w:r>
-      <w:r>
-        <w:rPr>
-          <w:rFonts w:ascii="Times New Roman" w:hAnsi="Times New Roman" w:cs="Times New Roman"/>
-          <w:b/>
-          <w:bCs/>
-          <w:color w:val="000000" w:themeColor="text1"/>
-          <w:sz w:val="28"/>
-          <w:szCs w:val="28"/>
-        </w:rPr>
-        <w:t xml:space="preserve"> --</w:t>
-      </w:r>
       <w:proofErr w:type="gramEnd"/>
-      <w:r>
-        <w:rPr>
-          <w:rFonts w:ascii="Times New Roman" w:hAnsi="Times New Roman" w:cs="Times New Roman"/>
-          <w:b/>
-          <w:bCs/>
-          <w:color w:val="000000" w:themeColor="text1"/>
-          <w:sz w:val="28"/>
-          <w:szCs w:val="28"/>
-        </w:rPr>
-        <w:t xml:space="preserve"> BURASI HATALI</w:t>
-      </w:r>
       <w:bookmarkEnd w:id="25"/>
+      <w:r>
+        <w:t>4.2. Prophet Market Forecast</w:t>
+      </w:r>
     </w:p>
     <w:p>
       <w:pPr>
@@ -18010,6 +18900,7 @@
     </w:p>
     <w:p>
       <w:pPr>
+        <w:pStyle w:val="Caption"/>
         <w:spacing w:after="80"/>
         <w:jc w:val="center"/>
         <w:rPr>
@@ -18017,12 +18908,7 @@
         </w:rPr>
       </w:pPr>
       <w:r>
-        <w:rPr>
-          <w:rFonts w:ascii="Times New Roman" w:hAnsi="Times New Roman" w:cs="Times New Roman"/>
-          <w:b/>
-          <w:sz w:val="20"/>
-        </w:rPr>
-        <w:t>Table A. 2026 Monthly Allocation Plan (Scenario: 10,000 units/year)</w:t>
+        <w:t>Table 3. 2026 Monthly Allocation Plan (Scenario: 10,000 units/year)</w:t>
       </w:r>
     </w:p>
     <w:tbl>
@@ -19586,6 +20472,7 @@
     </w:p>
     <w:p>
       <w:pPr>
+        <w:pStyle w:val="Caption"/>
         <w:spacing w:after="240"/>
         <w:jc w:val="center"/>
         <w:rPr>
@@ -19637,6 +20524,7 @@
     </w:p>
     <w:p>
       <w:pPr>
+        <w:pStyle w:val="Caption"/>
         <w:spacing w:after="80"/>
         <w:jc w:val="center"/>
         <w:rPr>
@@ -19644,12 +20532,7 @@
         </w:rPr>
       </w:pPr>
       <w:r>
-        <w:rPr>
-          <w:rFonts w:ascii="Times New Roman" w:hAnsi="Times New Roman" w:cs="Times New Roman"/>
-          <w:b/>
-          <w:sz w:val="20"/>
-        </w:rPr>
-        <w:t>Table B. EWMA Window Analysis Results (W = 3 to W = 10)</w:t>
+        <w:t>Table 4. EWMA Window Analysis Results (W = 3 to W = 10)</w:t>
       </w:r>
     </w:p>
     <w:tbl>
@@ -21098,6 +21981,7 @@
     </w:p>
     <w:p>
       <w:pPr>
+        <w:pStyle w:val="Caption"/>
         <w:spacing w:after="80"/>
         <w:jc w:val="center"/>
         <w:rPr>
@@ -21105,12 +21989,7 @@
         </w:rPr>
       </w:pPr>
       <w:r>
-        <w:rPr>
-          <w:rFonts w:ascii="Times New Roman" w:hAnsi="Times New Roman" w:cs="Times New Roman"/>
-          <w:b/>
-          <w:sz w:val="20"/>
-        </w:rPr>
-        <w:t>Table C. MCDM Criteria Summary</w:t>
+        <w:t>Table 5. MCDM Criteria Summary</w:t>
       </w:r>
     </w:p>
     <w:tbl>
@@ -23663,62 +24542,10 @@
         </w:rPr>
       </w:pPr>
       <w:bookmarkStart w:id="33" w:name="_Toc232198500"/>
-      <w:r>
-        <w:rPr>
-          <w:rFonts w:ascii="Times New Roman" w:hAnsi="Times New Roman" w:cs="Times New Roman"/>
-          <w:b/>
-          <w:bCs/>
-          <w:color w:val="000000" w:themeColor="text1"/>
-          <w:sz w:val="28"/>
-          <w:szCs w:val="28"/>
-        </w:rPr>
-        <w:t>5.</w:t>
-      </w:r>
-      <w:r>
-        <w:rPr>
-          <w:rFonts w:ascii="Times New Roman" w:hAnsi="Times New Roman" w:cs="Times New Roman"/>
-          <w:b/>
-          <w:bCs/>
-          <w:color w:val="000000" w:themeColor="text1"/>
-          <w:sz w:val="28"/>
-          <w:szCs w:val="28"/>
-        </w:rPr>
-        <w:t>5</w:t>
-      </w:r>
-      <w:r>
-        <w:rPr>
-          <w:rFonts w:ascii="Times New Roman" w:hAnsi="Times New Roman" w:cs="Times New Roman"/>
-          <w:b/>
-          <w:bCs/>
-          <w:color w:val="000000" w:themeColor="text1"/>
-          <w:sz w:val="28"/>
-          <w:szCs w:val="28"/>
-        </w:rPr>
-        <w:t xml:space="preserve">. </w:t>
-      </w:r>
-      <w:r>
-        <w:rPr>
-          <w:rFonts w:ascii="Times New Roman" w:hAnsi="Times New Roman" w:cs="Times New Roman"/>
-          <w:b/>
-          <w:bCs/>
-          <w:color w:val="000000" w:themeColor="text1"/>
-          <w:sz w:val="28"/>
-          <w:szCs w:val="28"/>
-        </w:rPr>
-        <w:t>Composite Score Computation</w:t>
-      </w:r>
-      <w:r>
-        <w:rPr>
-          <w:rFonts w:ascii="Times New Roman" w:hAnsi="Times New Roman" w:cs="Times New Roman"/>
-          <w:b/>
-          <w:bCs/>
-          <w:color w:val="000000" w:themeColor="text1"/>
-          <w:sz w:val="28"/>
-          <w:szCs w:val="28"/>
-        </w:rPr>
-        <w:t>)</w:t>
-      </w:r>
       <w:bookmarkEnd w:id="33"/>
+      <w:r>
+        <w:t>5.5. Composite Score Computation</w:t>
+      </w:r>
     </w:p>
     <w:p>
       <w:pPr>
@@ -23816,6 +24643,7 @@
     </w:p>
     <w:p>
       <w:pPr>
+        <w:pStyle w:val="Caption"/>
         <w:spacing w:after="240"/>
         <w:jc w:val="center"/>
         <w:rPr>
@@ -24066,6 +24894,14 @@
           <w:szCs w:val="24"/>
         </w:rPr>
         <w:t>≥0} denotes units of variant v allocated to dealer d.</w:t>
+      </w:r>
+    </w:p>
+    <w:p>
+      <w:pPr>
+        <w:pStyle w:val="Caption"/>
+      </w:pPr>
+      <w:r>
+        <w:t>Table 6. MILP Model Notation and Parameters</w:t>
       </w:r>
     </w:p>
     <w:tbl>
@@ -26400,15 +27236,12 @@
     </w:p>
     <w:p>
       <w:pPr>
+        <w:pStyle w:val="Caption"/>
         <w:spacing w:after="80"/>
         <w:jc w:val="center"/>
       </w:pPr>
       <w:r>
-        <w:rPr>
-          <w:b/>
-          <w:sz w:val="20"/>
-        </w:rPr>
-        <w:t>Table E. January 2026 Depot Inventory Breakdown by Model Group</w:t>
+        <w:t>Table 7. January 2026 Depot Inventory Breakdown by Model Group</w:t>
       </w:r>
     </w:p>
     <w:tbl>
@@ -26523,9 +27356,10 @@
             </w:pPr>
             <w:r>
               <w:rPr>
-                <w:sz w:val="18"/>
-              </w:rPr>
-              <w:t>42</w:t>
+                <w:b w:val="0"/>
+                <w:sz w:val="24"/>
+              </w:rPr>
+              <w:t>35</w:t>
             </w:r>
           </w:p>
         </w:tc>
@@ -26537,7 +27371,8 @@
           <w:p>
             <w:r>
               <w:rPr>
-                <w:sz w:val="18"/>
+                <w:b w:val="0"/>
+                <w:sz w:val="24"/>
               </w:rPr>
               <w:t>Black2, Grey3, Black1, Grey2</w:t>
             </w:r>
@@ -26554,9 +27389,10 @@
             </w:pPr>
             <w:r>
               <w:rPr>
-                <w:sz w:val="18"/>
-              </w:rPr>
-              <w:t>6.97%</w:t>
+                <w:b w:val="0"/>
+                <w:sz w:val="24"/>
+              </w:rPr>
+              <w:t>5.80%</w:t>
             </w:r>
           </w:p>
         </w:tc>
@@ -26585,9 +27421,10 @@
             </w:pPr>
             <w:r>
               <w:rPr>
-                <w:sz w:val="18"/>
-              </w:rPr>
-              <w:t>331</w:t>
+                <w:b w:val="0"/>
+                <w:sz w:val="24"/>
+              </w:rPr>
+              <w:t>291</w:t>
             </w:r>
           </w:p>
         </w:tc>
@@ -26598,7 +27435,8 @@
           <w:p>
             <w:r>
               <w:rPr>
-                <w:sz w:val="18"/>
+                <w:b w:val="0"/>
+                <w:sz w:val="24"/>
               </w:rPr>
               <w:t>Black2, Grey3, Black1, Grey2</w:t>
             </w:r>
@@ -26614,9 +27452,10 @@
             </w:pPr>
             <w:r>
               <w:rPr>
-                <w:sz w:val="18"/>
-              </w:rPr>
-              <w:t>54.89%</w:t>
+                <w:b w:val="0"/>
+                <w:sz w:val="24"/>
+              </w:rPr>
+              <w:t>48.26%</w:t>
             </w:r>
           </w:p>
         </w:tc>
@@ -26647,9 +27486,10 @@
             </w:pPr>
             <w:r>
               <w:rPr>
-                <w:sz w:val="18"/>
-              </w:rPr>
-              <w:t>176</w:t>
+                <w:b w:val="0"/>
+                <w:sz w:val="24"/>
+              </w:rPr>
+              <w:t>97</w:t>
             </w:r>
           </w:p>
         </w:tc>
@@ -26661,7 +27501,8 @@
           <w:p>
             <w:r>
               <w:rPr>
-                <w:sz w:val="18"/>
+                <w:b w:val="0"/>
+                <w:sz w:val="24"/>
               </w:rPr>
               <w:t>Black2, Grey3, Black1, Grey2</w:t>
             </w:r>
@@ -26678,9 +27519,10 @@
             </w:pPr>
             <w:r>
               <w:rPr>
-                <w:sz w:val="18"/>
-              </w:rPr>
-              <w:t>29.19%</w:t>
+                <w:b w:val="0"/>
+                <w:sz w:val="24"/>
+              </w:rPr>
+              <w:t>16.09%</w:t>
             </w:r>
           </w:p>
         </w:tc>
@@ -26709,9 +27551,10 @@
             </w:pPr>
             <w:r>
               <w:rPr>
-                <w:sz w:val="18"/>
-              </w:rPr>
-              <w:t>54</w:t>
+                <w:b w:val="0"/>
+                <w:sz w:val="24"/>
+              </w:rPr>
+              <w:t>180</w:t>
             </w:r>
           </w:p>
         </w:tc>
@@ -26722,7 +27565,8 @@
           <w:p>
             <w:r>
               <w:rPr>
-                <w:sz w:val="18"/>
+                <w:b w:val="0"/>
+                <w:sz w:val="24"/>
               </w:rPr>
               <w:t>Black2, Grey3, Black1, Grey2</w:t>
             </w:r>
@@ -26738,9 +27582,10 @@
             </w:pPr>
             <w:r>
               <w:rPr>
-                <w:sz w:val="18"/>
-              </w:rPr>
-              <w:t>8.95%</w:t>
+                <w:b w:val="0"/>
+                <w:sz w:val="24"/>
+              </w:rPr>
+              <w:t>29.85%</w:t>
             </w:r>
           </w:p>
         </w:tc>
@@ -26772,8 +27617,8 @@
             </w:pPr>
             <w:r>
               <w:rPr>
-                <w:b/>
-                <w:sz w:val="18"/>
+                <w:b w:val="0"/>
+                <w:sz w:val="24"/>
               </w:rPr>
               <w:t>603</w:t>
             </w:r>
@@ -26787,8 +27632,8 @@
           <w:p>
             <w:r>
               <w:rPr>
-                <w:b/>
-                <w:sz w:val="18"/>
+                <w:b w:val="0"/>
+                <w:sz w:val="24"/>
               </w:rPr>
               <w:t>4 colors per model</w:t>
             </w:r>
@@ -26805,8 +27650,8 @@
             </w:pPr>
             <w:r>
               <w:rPr>
-                <w:b/>
-                <w:sz w:val="18"/>
+                <w:b w:val="0"/>
+                <w:sz w:val="24"/>
               </w:rPr>
               <w:t>100%</w:t>
             </w:r>
@@ -26834,12 +27679,7 @@
         </w:rPr>
       </w:pPr>
       <w:r>
-        <w:rPr>
-          <w:rFonts w:ascii="Times New Roman" w:hAnsi="Times New Roman" w:cs="Times New Roman"/>
-          <w:sz w:val="24"/>
-          <w:szCs w:val="24"/>
-        </w:rPr>
-        <w:t>Monthly quotas for January 2026: A-group total quota = 501 × 0.659 = 330 units (from annual plan); B-group quota = 501 × 0.341 = 171 units. Since A-group inventory (42+331+176=549 units) exceeds A-group quota by 95.4%, and B-group inventory (54 units) is below B-group quota (145 units), the B-group lower bound is relaxed proportionally.</w:t>
+        <w:t>Monthly quotas for January 2026: A-group total quota = 501 × 0.659 = 330 units (from annual plan); B-group quota = 501 × 0.341 = 171 units. Since A-group inventory (35+291+97=423 units) exceeds A-group quota by 95.4%, and B-group inventory (54 units) is below B-group quota (145 units), the B-group lower bound is relaxed proportionally.</w:t>
       </w:r>
     </w:p>
     <w:p>
@@ -26943,15 +27783,12 @@
     </w:p>
     <w:p>
       <w:pPr>
+        <w:pStyle w:val="Caption"/>
         <w:spacing w:after="80"/>
         <w:jc w:val="center"/>
       </w:pPr>
       <w:r>
-        <w:rPr>
-          <w:b/>
-          <w:sz w:val="20"/>
-        </w:rPr>
-        <w:t>Table F. January 2026 Allocation Summary by Model Group</w:t>
+        <w:t>Table 8. January 2026 Allocation Summary by Model Group</w:t>
       </w:r>
     </w:p>
     <w:tbl>
@@ -27066,9 +27903,10 @@
             </w:pPr>
             <w:r>
               <w:rPr>
-                <w:sz w:val="18"/>
-              </w:rPr>
-              <w:t>24</w:t>
+                <w:b w:val="0"/>
+                <w:sz w:val="24"/>
+              </w:rPr>
+              <w:t>28</w:t>
             </w:r>
           </w:p>
         </w:tc>
@@ -27083,9 +27921,10 @@
             </w:pPr>
             <w:r>
               <w:rPr>
-                <w:sz w:val="18"/>
-              </w:rPr>
-              <w:t>42</w:t>
+                <w:b w:val="0"/>
+                <w:sz w:val="24"/>
+              </w:rPr>
+              <w:t>35</w:t>
             </w:r>
           </w:p>
         </w:tc>
@@ -27100,9 +27939,10 @@
             </w:pPr>
             <w:r>
               <w:rPr>
-                <w:sz w:val="18"/>
-              </w:rPr>
-              <w:t>57.1%</w:t>
+                <w:b w:val="0"/>
+                <w:sz w:val="24"/>
+              </w:rPr>
+              <w:t>80.0%</w:t>
             </w:r>
           </w:p>
         </w:tc>
@@ -27131,9 +27971,10 @@
             </w:pPr>
             <w:r>
               <w:rPr>
-                <w:sz w:val="18"/>
-              </w:rPr>
-              <w:t>331</w:t>
+                <w:b w:val="0"/>
+                <w:sz w:val="24"/>
+              </w:rPr>
+              <w:t>227</w:t>
             </w:r>
           </w:p>
         </w:tc>
@@ -27147,9 +27988,10 @@
             </w:pPr>
             <w:r>
               <w:rPr>
-                <w:sz w:val="18"/>
-              </w:rPr>
-              <w:t>331</w:t>
+                <w:b w:val="0"/>
+                <w:sz w:val="24"/>
+              </w:rPr>
+              <w:t>291</w:t>
             </w:r>
           </w:p>
         </w:tc>
@@ -27163,9 +28005,10 @@
             </w:pPr>
             <w:r>
               <w:rPr>
-                <w:sz w:val="18"/>
-              </w:rPr>
-              <w:t>100.0%</w:t>
+                <w:b w:val="0"/>
+                <w:sz w:val="24"/>
+              </w:rPr>
+              <w:t>78.0%</w:t>
             </w:r>
           </w:p>
         </w:tc>
@@ -27196,9 +28039,10 @@
             </w:pPr>
             <w:r>
               <w:rPr>
-                <w:sz w:val="18"/>
-              </w:rPr>
-              <w:t>176</w:t>
+                <w:b w:val="0"/>
+                <w:sz w:val="24"/>
+              </w:rPr>
+              <w:t>75</w:t>
             </w:r>
           </w:p>
         </w:tc>
@@ -27213,9 +28057,10 @@
             </w:pPr>
             <w:r>
               <w:rPr>
-                <w:sz w:val="18"/>
-              </w:rPr>
-              <w:t>176</w:t>
+                <w:b w:val="0"/>
+                <w:sz w:val="24"/>
+              </w:rPr>
+              <w:t>97</w:t>
             </w:r>
           </w:p>
         </w:tc>
@@ -27230,9 +28075,10 @@
             </w:pPr>
             <w:r>
               <w:rPr>
-                <w:sz w:val="18"/>
-              </w:rPr>
-              <w:t>100.0%</w:t>
+                <w:b w:val="0"/>
+                <w:sz w:val="24"/>
+              </w:rPr>
+              <w:t>77.3%</w:t>
             </w:r>
           </w:p>
         </w:tc>
@@ -27261,9 +28107,10 @@
             </w:pPr>
             <w:r>
               <w:rPr>
-                <w:sz w:val="18"/>
-              </w:rPr>
-              <w:t>210</w:t>
+                <w:b w:val="0"/>
+                <w:sz w:val="24"/>
+              </w:rPr>
+              <w:t>171</w:t>
             </w:r>
           </w:p>
         </w:tc>
@@ -27277,9 +28124,10 @@
             </w:pPr>
             <w:r>
               <w:rPr>
-                <w:sz w:val="18"/>
-              </w:rPr>
-              <w:t>54</w:t>
+                <w:b w:val="0"/>
+                <w:sz w:val="24"/>
+              </w:rPr>
+              <w:t>180</w:t>
             </w:r>
           </w:p>
         </w:tc>
@@ -27293,9 +28141,10 @@
             </w:pPr>
             <w:r>
               <w:rPr>
-                <w:sz w:val="18"/>
-              </w:rPr>
-              <w:t>388.9%</w:t>
+                <w:b w:val="0"/>
+                <w:sz w:val="24"/>
+              </w:rPr>
+              <w:t>95.0%</w:t>
             </w:r>
           </w:p>
         </w:tc>
@@ -27327,10 +28176,10 @@
             </w:pPr>
             <w:r>
               <w:rPr>
-                <w:b/>
-                <w:sz w:val="18"/>
-              </w:rPr>
-              <w:t>741</w:t>
+                <w:b w:val="0"/>
+                <w:sz w:val="24"/>
+              </w:rPr>
+              <w:t>501</w:t>
             </w:r>
           </w:p>
         </w:tc>
@@ -27345,8 +28194,8 @@
             </w:pPr>
             <w:r>
               <w:rPr>
-                <w:b/>
-                <w:sz w:val="18"/>
+                <w:b w:val="0"/>
+                <w:sz w:val="24"/>
               </w:rPr>
               <w:t>603</w:t>
             </w:r>
@@ -27363,10 +28212,10 @@
             </w:pPr>
             <w:r>
               <w:rPr>
-                <w:b/>
-                <w:sz w:val="18"/>
-              </w:rPr>
-              <w:t>122.9%</w:t>
+                <w:b w:val="0"/>
+                <w:sz w:val="24"/>
+              </w:rPr>
+              <w:t>83.1%</w:t>
             </w:r>
           </w:p>
         </w:tc>
@@ -27421,6 +28270,7 @@
     </w:p>
     <w:p>
       <w:pPr>
+        <w:pStyle w:val="Caption"/>
         <w:spacing w:after="240"/>
         <w:jc w:val="center"/>
       </w:pPr>

--- a/END4000_TEZ_FINAL.docx
+++ b/END4000_TEZ_FINAL.docx
@@ -7384,34 +7384,10 @@
           <w:szCs w:val="24"/>
         </w:rPr>
       </w:pPr>
-      <w:r>
-        <w:rPr>
-          <w:rFonts w:ascii="Times New Roman" w:hAnsi="Times New Roman" w:cs="Times New Roman"/>
-          <w:color w:val="000000" w:themeColor="text1"/>
-          <w:sz w:val="24"/>
-          <w:szCs w:val="24"/>
-        </w:rPr>
-        <w:t xml:space="preserve">The system is deployed as an interactive </w:t>
-      </w:r>
-      <w:proofErr w:type="spellStart"/>
-      <w:r>
-        <w:rPr>
-          <w:rFonts w:ascii="Times New Roman" w:hAnsi="Times New Roman" w:cs="Times New Roman"/>
-          <w:color w:val="000000" w:themeColor="text1"/>
-          <w:sz w:val="24"/>
-          <w:szCs w:val="24"/>
-        </w:rPr>
-        <w:t>Streamlit</w:t>
-      </w:r>
-      <w:proofErr w:type="spellEnd"/>
-      <w:r>
-        <w:rPr>
-          <w:rFonts w:ascii="Times New Roman" w:hAnsi="Times New Roman" w:cs="Times New Roman"/>
-          <w:color w:val="000000" w:themeColor="text1"/>
-          <w:sz w:val="24"/>
-          <w:szCs w:val="24"/>
-        </w:rPr>
-        <w:t xml:space="preserve"> dashboard with real-time scenario analysis capabilities. Results for January 2026 demonstrate that the framework successfully directs scarce inventory toward high-potential dealers while respecting operational constraints, producing allocations that could not be replicated by manual heuristics at comparable speed or consistency</w:t>
+      <w:proofErr w:type="spellStart"/>
+      <w:proofErr w:type="spellEnd"/>
+      <w:r>
+        <w:t xml:space="preserve">The system is deployed as an interactive web dashboard with real-time scenario analysis capabilities. Results for January 2026 demonstrate that the framework successfully directs scarce inventory toward high-potential dealers while respecting operational constraints, producing allocations that could not be replicated by manual heuristics at comparable speed or consistency</w:t>
       </w:r>
     </w:p>
     <w:p>
@@ -12286,824 +12262,89 @@
         </w:rPr>
       </w:pPr>
       <w:proofErr w:type="spellStart"/>
-      <w:r>
-        <w:rPr>
-          <w:rFonts w:ascii="Times New Roman" w:hAnsi="Times New Roman" w:cs="Times New Roman"/>
-          <w:color w:val="000000" w:themeColor="text1"/>
-          <w:sz w:val="24"/>
-          <w:szCs w:val="24"/>
-        </w:rPr>
-        <w:t>Sistem</w:t>
-      </w:r>
-      <w:proofErr w:type="spellEnd"/>
-      <w:r>
-        <w:rPr>
-          <w:rFonts w:ascii="Times New Roman" w:hAnsi="Times New Roman" w:cs="Times New Roman"/>
-          <w:color w:val="000000" w:themeColor="text1"/>
-          <w:sz w:val="24"/>
-          <w:szCs w:val="24"/>
-        </w:rPr>
-        <w:t xml:space="preserve">, </w:t>
-      </w:r>
-      <w:proofErr w:type="spellStart"/>
-      <w:r>
-        <w:rPr>
-          <w:rFonts w:ascii="Times New Roman" w:hAnsi="Times New Roman" w:cs="Times New Roman"/>
-          <w:color w:val="000000" w:themeColor="text1"/>
-          <w:sz w:val="24"/>
-          <w:szCs w:val="24"/>
-        </w:rPr>
-        <w:t>gerçek</w:t>
-      </w:r>
-      <w:proofErr w:type="spellEnd"/>
-      <w:r>
-        <w:rPr>
-          <w:rFonts w:ascii="Times New Roman" w:hAnsi="Times New Roman" w:cs="Times New Roman"/>
-          <w:color w:val="000000" w:themeColor="text1"/>
-          <w:sz w:val="24"/>
-          <w:szCs w:val="24"/>
-        </w:rPr>
-        <w:t xml:space="preserve"> </w:t>
-      </w:r>
-      <w:proofErr w:type="spellStart"/>
-      <w:r>
-        <w:rPr>
-          <w:rFonts w:ascii="Times New Roman" w:hAnsi="Times New Roman" w:cs="Times New Roman"/>
-          <w:color w:val="000000" w:themeColor="text1"/>
-          <w:sz w:val="24"/>
-          <w:szCs w:val="24"/>
-        </w:rPr>
-        <w:t>zamanlı</w:t>
-      </w:r>
-      <w:proofErr w:type="spellEnd"/>
-      <w:r>
-        <w:rPr>
-          <w:rFonts w:ascii="Times New Roman" w:hAnsi="Times New Roman" w:cs="Times New Roman"/>
-          <w:color w:val="000000" w:themeColor="text1"/>
-          <w:sz w:val="24"/>
-          <w:szCs w:val="24"/>
-        </w:rPr>
-        <w:t xml:space="preserve"> </w:t>
-      </w:r>
-      <w:proofErr w:type="spellStart"/>
-      <w:r>
-        <w:rPr>
-          <w:rFonts w:ascii="Times New Roman" w:hAnsi="Times New Roman" w:cs="Times New Roman"/>
-          <w:color w:val="000000" w:themeColor="text1"/>
-          <w:sz w:val="24"/>
-          <w:szCs w:val="24"/>
-        </w:rPr>
-        <w:t>senaryo</w:t>
-      </w:r>
-      <w:proofErr w:type="spellEnd"/>
-      <w:r>
-        <w:rPr>
-          <w:rFonts w:ascii="Times New Roman" w:hAnsi="Times New Roman" w:cs="Times New Roman"/>
-          <w:color w:val="000000" w:themeColor="text1"/>
-          <w:sz w:val="24"/>
-          <w:szCs w:val="24"/>
-        </w:rPr>
-        <w:t xml:space="preserve"> </w:t>
-      </w:r>
-      <w:proofErr w:type="spellStart"/>
-      <w:r>
-        <w:rPr>
-          <w:rFonts w:ascii="Times New Roman" w:hAnsi="Times New Roman" w:cs="Times New Roman"/>
-          <w:color w:val="000000" w:themeColor="text1"/>
-          <w:sz w:val="24"/>
-          <w:szCs w:val="24"/>
-        </w:rPr>
-        <w:t>analizi</w:t>
-      </w:r>
-      <w:proofErr w:type="spellEnd"/>
-      <w:r>
-        <w:rPr>
-          <w:rFonts w:ascii="Times New Roman" w:hAnsi="Times New Roman" w:cs="Times New Roman"/>
-          <w:color w:val="000000" w:themeColor="text1"/>
-          <w:sz w:val="24"/>
-          <w:szCs w:val="24"/>
-        </w:rPr>
-        <w:t xml:space="preserve"> </w:t>
-      </w:r>
-      <w:proofErr w:type="spellStart"/>
-      <w:r>
-        <w:rPr>
-          <w:rFonts w:ascii="Times New Roman" w:hAnsi="Times New Roman" w:cs="Times New Roman"/>
-          <w:color w:val="000000" w:themeColor="text1"/>
-          <w:sz w:val="24"/>
-          <w:szCs w:val="24"/>
-        </w:rPr>
-        <w:t>özellikli</w:t>
-      </w:r>
-      <w:proofErr w:type="spellEnd"/>
-      <w:r>
-        <w:rPr>
-          <w:rFonts w:ascii="Times New Roman" w:hAnsi="Times New Roman" w:cs="Times New Roman"/>
-          <w:color w:val="000000" w:themeColor="text1"/>
-          <w:sz w:val="24"/>
-          <w:szCs w:val="24"/>
-        </w:rPr>
-        <w:t xml:space="preserve"> </w:t>
-      </w:r>
-      <w:proofErr w:type="spellStart"/>
-      <w:r>
-        <w:rPr>
-          <w:rFonts w:ascii="Times New Roman" w:hAnsi="Times New Roman" w:cs="Times New Roman"/>
-          <w:color w:val="000000" w:themeColor="text1"/>
-          <w:sz w:val="24"/>
-          <w:szCs w:val="24"/>
-        </w:rPr>
-        <w:t>interaktif</w:t>
-      </w:r>
-      <w:proofErr w:type="spellEnd"/>
-      <w:r>
-        <w:rPr>
-          <w:rFonts w:ascii="Times New Roman" w:hAnsi="Times New Roman" w:cs="Times New Roman"/>
-          <w:color w:val="000000" w:themeColor="text1"/>
-          <w:sz w:val="24"/>
-          <w:szCs w:val="24"/>
-        </w:rPr>
-        <w:t xml:space="preserve"> </w:t>
-      </w:r>
-      <w:proofErr w:type="spellStart"/>
-      <w:r>
-        <w:rPr>
-          <w:rFonts w:ascii="Times New Roman" w:hAnsi="Times New Roman" w:cs="Times New Roman"/>
-          <w:color w:val="000000" w:themeColor="text1"/>
-          <w:sz w:val="24"/>
-          <w:szCs w:val="24"/>
-        </w:rPr>
-        <w:t>bir</w:t>
-      </w:r>
-      <w:proofErr w:type="spellEnd"/>
-      <w:r>
-        <w:rPr>
-          <w:rFonts w:ascii="Times New Roman" w:hAnsi="Times New Roman" w:cs="Times New Roman"/>
-          <w:color w:val="000000" w:themeColor="text1"/>
-          <w:sz w:val="24"/>
-          <w:szCs w:val="24"/>
-        </w:rPr>
-        <w:t xml:space="preserve"> </w:t>
-      </w:r>
-      <w:proofErr w:type="spellStart"/>
-      <w:r>
-        <w:rPr>
-          <w:rFonts w:ascii="Times New Roman" w:hAnsi="Times New Roman" w:cs="Times New Roman"/>
-          <w:color w:val="000000" w:themeColor="text1"/>
-          <w:sz w:val="24"/>
-          <w:szCs w:val="24"/>
-        </w:rPr>
-        <w:t>Streamlit</w:t>
-      </w:r>
-      <w:proofErr w:type="spellEnd"/>
-      <w:r>
-        <w:rPr>
-          <w:rFonts w:ascii="Times New Roman" w:hAnsi="Times New Roman" w:cs="Times New Roman"/>
-          <w:color w:val="000000" w:themeColor="text1"/>
-          <w:sz w:val="24"/>
-          <w:szCs w:val="24"/>
-        </w:rPr>
-        <w:t xml:space="preserve"> </w:t>
-      </w:r>
-      <w:proofErr w:type="spellStart"/>
-      <w:r>
-        <w:rPr>
-          <w:rFonts w:ascii="Times New Roman" w:hAnsi="Times New Roman" w:cs="Times New Roman"/>
-          <w:color w:val="000000" w:themeColor="text1"/>
-          <w:sz w:val="24"/>
-          <w:szCs w:val="24"/>
-        </w:rPr>
-        <w:t>panosu</w:t>
-      </w:r>
-      <w:proofErr w:type="spellEnd"/>
-      <w:r>
-        <w:rPr>
-          <w:rFonts w:ascii="Times New Roman" w:hAnsi="Times New Roman" w:cs="Times New Roman"/>
-          <w:color w:val="000000" w:themeColor="text1"/>
-          <w:sz w:val="24"/>
-          <w:szCs w:val="24"/>
-        </w:rPr>
-        <w:t xml:space="preserve"> </w:t>
-      </w:r>
-      <w:proofErr w:type="spellStart"/>
-      <w:r>
-        <w:rPr>
-          <w:rFonts w:ascii="Times New Roman" w:hAnsi="Times New Roman" w:cs="Times New Roman"/>
-          <w:color w:val="000000" w:themeColor="text1"/>
-          <w:sz w:val="24"/>
-          <w:szCs w:val="24"/>
-        </w:rPr>
-        <w:t>olarak</w:t>
-      </w:r>
-      <w:proofErr w:type="spellEnd"/>
-      <w:r>
-        <w:rPr>
-          <w:rFonts w:ascii="Times New Roman" w:hAnsi="Times New Roman" w:cs="Times New Roman"/>
-          <w:color w:val="000000" w:themeColor="text1"/>
-          <w:sz w:val="24"/>
-          <w:szCs w:val="24"/>
-        </w:rPr>
-        <w:t xml:space="preserve"> </w:t>
-      </w:r>
-      <w:proofErr w:type="spellStart"/>
-      <w:r>
-        <w:rPr>
-          <w:rFonts w:ascii="Times New Roman" w:hAnsi="Times New Roman" w:cs="Times New Roman"/>
-          <w:color w:val="000000" w:themeColor="text1"/>
-          <w:sz w:val="24"/>
-          <w:szCs w:val="24"/>
-        </w:rPr>
-        <w:t>Streamlit</w:t>
-      </w:r>
-      <w:proofErr w:type="spellEnd"/>
-      <w:r>
-        <w:rPr>
-          <w:rFonts w:ascii="Times New Roman" w:hAnsi="Times New Roman" w:cs="Times New Roman"/>
-          <w:color w:val="000000" w:themeColor="text1"/>
-          <w:sz w:val="24"/>
-          <w:szCs w:val="24"/>
-        </w:rPr>
-        <w:t xml:space="preserve"> Cloud </w:t>
-      </w:r>
-      <w:proofErr w:type="spellStart"/>
-      <w:r>
-        <w:rPr>
-          <w:rFonts w:ascii="Times New Roman" w:hAnsi="Times New Roman" w:cs="Times New Roman"/>
-          <w:color w:val="000000" w:themeColor="text1"/>
-          <w:sz w:val="24"/>
-          <w:szCs w:val="24"/>
-        </w:rPr>
-        <w:t>üzerinde</w:t>
-      </w:r>
-      <w:proofErr w:type="spellEnd"/>
-      <w:r>
-        <w:rPr>
-          <w:rFonts w:ascii="Times New Roman" w:hAnsi="Times New Roman" w:cs="Times New Roman"/>
-          <w:color w:val="000000" w:themeColor="text1"/>
-          <w:sz w:val="24"/>
-          <w:szCs w:val="24"/>
-        </w:rPr>
-        <w:t xml:space="preserve"> </w:t>
-      </w:r>
-      <w:proofErr w:type="spellStart"/>
-      <w:r>
-        <w:rPr>
-          <w:rFonts w:ascii="Times New Roman" w:hAnsi="Times New Roman" w:cs="Times New Roman"/>
-          <w:color w:val="000000" w:themeColor="text1"/>
-          <w:sz w:val="24"/>
-          <w:szCs w:val="24"/>
-        </w:rPr>
-        <w:t>yayına</w:t>
-      </w:r>
-      <w:proofErr w:type="spellEnd"/>
-      <w:r>
-        <w:rPr>
-          <w:rFonts w:ascii="Times New Roman" w:hAnsi="Times New Roman" w:cs="Times New Roman"/>
-          <w:color w:val="000000" w:themeColor="text1"/>
-          <w:sz w:val="24"/>
-          <w:szCs w:val="24"/>
-        </w:rPr>
-        <w:t xml:space="preserve"> </w:t>
-      </w:r>
-      <w:proofErr w:type="spellStart"/>
-      <w:r>
-        <w:rPr>
-          <w:rFonts w:ascii="Times New Roman" w:hAnsi="Times New Roman" w:cs="Times New Roman"/>
-          <w:color w:val="000000" w:themeColor="text1"/>
-          <w:sz w:val="24"/>
-          <w:szCs w:val="24"/>
-        </w:rPr>
-        <w:t>alınmıştır</w:t>
-      </w:r>
-      <w:proofErr w:type="spellEnd"/>
-      <w:r>
-        <w:rPr>
-          <w:rFonts w:ascii="Times New Roman" w:hAnsi="Times New Roman" w:cs="Times New Roman"/>
-          <w:color w:val="000000" w:themeColor="text1"/>
-          <w:sz w:val="24"/>
-          <w:szCs w:val="24"/>
-        </w:rPr>
-        <w:t xml:space="preserve">. Ocak 2026 </w:t>
-      </w:r>
-      <w:proofErr w:type="spellStart"/>
-      <w:r>
-        <w:rPr>
-          <w:rFonts w:ascii="Times New Roman" w:hAnsi="Times New Roman" w:cs="Times New Roman"/>
-          <w:color w:val="000000" w:themeColor="text1"/>
-          <w:sz w:val="24"/>
-          <w:szCs w:val="24"/>
-        </w:rPr>
-        <w:t>vaka</w:t>
-      </w:r>
-      <w:proofErr w:type="spellEnd"/>
-      <w:r>
-        <w:rPr>
-          <w:rFonts w:ascii="Times New Roman" w:hAnsi="Times New Roman" w:cs="Times New Roman"/>
-          <w:color w:val="000000" w:themeColor="text1"/>
-          <w:sz w:val="24"/>
-          <w:szCs w:val="24"/>
-        </w:rPr>
-        <w:t xml:space="preserve"> </w:t>
-      </w:r>
-      <w:proofErr w:type="spellStart"/>
-      <w:r>
-        <w:rPr>
-          <w:rFonts w:ascii="Times New Roman" w:hAnsi="Times New Roman" w:cs="Times New Roman"/>
-          <w:color w:val="000000" w:themeColor="text1"/>
-          <w:sz w:val="24"/>
-          <w:szCs w:val="24"/>
-        </w:rPr>
-        <w:t>çalışması</w:t>
-      </w:r>
-      <w:proofErr w:type="spellEnd"/>
-      <w:r>
-        <w:rPr>
-          <w:rFonts w:ascii="Times New Roman" w:hAnsi="Times New Roman" w:cs="Times New Roman"/>
-          <w:color w:val="000000" w:themeColor="text1"/>
-          <w:sz w:val="24"/>
-          <w:szCs w:val="24"/>
-        </w:rPr>
-        <w:t xml:space="preserve"> </w:t>
-      </w:r>
-      <w:proofErr w:type="spellStart"/>
-      <w:r>
-        <w:rPr>
-          <w:rFonts w:ascii="Times New Roman" w:hAnsi="Times New Roman" w:cs="Times New Roman"/>
-          <w:color w:val="000000" w:themeColor="text1"/>
-          <w:sz w:val="24"/>
-          <w:szCs w:val="24"/>
-        </w:rPr>
-        <w:t>sonuçları</w:t>
-      </w:r>
-      <w:proofErr w:type="spellEnd"/>
-      <w:r>
-        <w:rPr>
-          <w:rFonts w:ascii="Times New Roman" w:hAnsi="Times New Roman" w:cs="Times New Roman"/>
-          <w:color w:val="000000" w:themeColor="text1"/>
-          <w:sz w:val="24"/>
-          <w:szCs w:val="24"/>
-        </w:rPr>
-        <w:t xml:space="preserve">, </w:t>
-      </w:r>
-      <w:proofErr w:type="spellStart"/>
-      <w:r>
-        <w:rPr>
-          <w:rFonts w:ascii="Times New Roman" w:hAnsi="Times New Roman" w:cs="Times New Roman"/>
-          <w:color w:val="000000" w:themeColor="text1"/>
-          <w:sz w:val="24"/>
-          <w:szCs w:val="24"/>
-        </w:rPr>
-        <w:t>sistemin</w:t>
-      </w:r>
-      <w:proofErr w:type="spellEnd"/>
-      <w:r>
-        <w:rPr>
-          <w:rFonts w:ascii="Times New Roman" w:hAnsi="Times New Roman" w:cs="Times New Roman"/>
-          <w:color w:val="000000" w:themeColor="text1"/>
-          <w:sz w:val="24"/>
-          <w:szCs w:val="24"/>
-        </w:rPr>
-        <w:t xml:space="preserve"> </w:t>
-      </w:r>
-      <w:proofErr w:type="spellStart"/>
-      <w:r>
-        <w:rPr>
-          <w:rFonts w:ascii="Times New Roman" w:hAnsi="Times New Roman" w:cs="Times New Roman"/>
-          <w:color w:val="000000" w:themeColor="text1"/>
-          <w:sz w:val="24"/>
-          <w:szCs w:val="24"/>
-        </w:rPr>
-        <w:t>kıt</w:t>
-      </w:r>
-      <w:proofErr w:type="spellEnd"/>
-      <w:r>
-        <w:rPr>
-          <w:rFonts w:ascii="Times New Roman" w:hAnsi="Times New Roman" w:cs="Times New Roman"/>
-          <w:color w:val="000000" w:themeColor="text1"/>
-          <w:sz w:val="24"/>
-          <w:szCs w:val="24"/>
-        </w:rPr>
-        <w:t xml:space="preserve"> </w:t>
-      </w:r>
-      <w:proofErr w:type="spellStart"/>
-      <w:r>
-        <w:rPr>
-          <w:rFonts w:ascii="Times New Roman" w:hAnsi="Times New Roman" w:cs="Times New Roman"/>
-          <w:color w:val="000000" w:themeColor="text1"/>
-          <w:sz w:val="24"/>
-          <w:szCs w:val="24"/>
-        </w:rPr>
-        <w:t>envanteri</w:t>
-      </w:r>
-      <w:proofErr w:type="spellEnd"/>
-      <w:r>
-        <w:rPr>
-          <w:rFonts w:ascii="Times New Roman" w:hAnsi="Times New Roman" w:cs="Times New Roman"/>
-          <w:color w:val="000000" w:themeColor="text1"/>
-          <w:sz w:val="24"/>
-          <w:szCs w:val="24"/>
-        </w:rPr>
-        <w:t xml:space="preserve"> </w:t>
-      </w:r>
-      <w:proofErr w:type="spellStart"/>
-      <w:r>
-        <w:rPr>
-          <w:rFonts w:ascii="Times New Roman" w:hAnsi="Times New Roman" w:cs="Times New Roman"/>
-          <w:color w:val="000000" w:themeColor="text1"/>
-          <w:sz w:val="24"/>
-          <w:szCs w:val="24"/>
-        </w:rPr>
-        <w:t>yüksek</w:t>
-      </w:r>
-      <w:proofErr w:type="spellEnd"/>
-      <w:r>
-        <w:rPr>
-          <w:rFonts w:ascii="Times New Roman" w:hAnsi="Times New Roman" w:cs="Times New Roman"/>
-          <w:color w:val="000000" w:themeColor="text1"/>
-          <w:sz w:val="24"/>
-          <w:szCs w:val="24"/>
-        </w:rPr>
-        <w:t xml:space="preserve"> </w:t>
-      </w:r>
-      <w:proofErr w:type="spellStart"/>
-      <w:r>
-        <w:rPr>
-          <w:rFonts w:ascii="Times New Roman" w:hAnsi="Times New Roman" w:cs="Times New Roman"/>
-          <w:color w:val="000000" w:themeColor="text1"/>
-          <w:sz w:val="24"/>
-          <w:szCs w:val="24"/>
-        </w:rPr>
-        <w:t>potansiyelli</w:t>
-      </w:r>
-      <w:proofErr w:type="spellEnd"/>
-      <w:r>
-        <w:rPr>
-          <w:rFonts w:ascii="Times New Roman" w:hAnsi="Times New Roman" w:cs="Times New Roman"/>
-          <w:color w:val="000000" w:themeColor="text1"/>
-          <w:sz w:val="24"/>
-          <w:szCs w:val="24"/>
-        </w:rPr>
-        <w:t xml:space="preserve"> </w:t>
-      </w:r>
-      <w:proofErr w:type="spellStart"/>
-      <w:r>
-        <w:rPr>
-          <w:rFonts w:ascii="Times New Roman" w:hAnsi="Times New Roman" w:cs="Times New Roman"/>
-          <w:color w:val="000000" w:themeColor="text1"/>
-          <w:sz w:val="24"/>
-          <w:szCs w:val="24"/>
-        </w:rPr>
-        <w:t>bayilere</w:t>
-      </w:r>
-      <w:proofErr w:type="spellEnd"/>
-      <w:r>
-        <w:rPr>
-          <w:rFonts w:ascii="Times New Roman" w:hAnsi="Times New Roman" w:cs="Times New Roman"/>
-          <w:color w:val="000000" w:themeColor="text1"/>
-          <w:sz w:val="24"/>
-          <w:szCs w:val="24"/>
-        </w:rPr>
-        <w:t xml:space="preserve"> </w:t>
-      </w:r>
-      <w:proofErr w:type="spellStart"/>
-      <w:r>
-        <w:rPr>
-          <w:rFonts w:ascii="Times New Roman" w:hAnsi="Times New Roman" w:cs="Times New Roman"/>
-          <w:color w:val="000000" w:themeColor="text1"/>
-          <w:sz w:val="24"/>
-          <w:szCs w:val="24"/>
-        </w:rPr>
-        <w:t>yönlendirirken</w:t>
-      </w:r>
-      <w:proofErr w:type="spellEnd"/>
-      <w:r>
-        <w:rPr>
-          <w:rFonts w:ascii="Times New Roman" w:hAnsi="Times New Roman" w:cs="Times New Roman"/>
-          <w:color w:val="000000" w:themeColor="text1"/>
-          <w:sz w:val="24"/>
-          <w:szCs w:val="24"/>
-        </w:rPr>
-        <w:t xml:space="preserve"> </w:t>
-      </w:r>
-      <w:proofErr w:type="spellStart"/>
-      <w:r>
-        <w:rPr>
-          <w:rFonts w:ascii="Times New Roman" w:hAnsi="Times New Roman" w:cs="Times New Roman"/>
-          <w:color w:val="000000" w:themeColor="text1"/>
-          <w:sz w:val="24"/>
-          <w:szCs w:val="24"/>
-        </w:rPr>
-        <w:t>operasyonel</w:t>
-      </w:r>
-      <w:proofErr w:type="spellEnd"/>
-      <w:r>
-        <w:rPr>
-          <w:rFonts w:ascii="Times New Roman" w:hAnsi="Times New Roman" w:cs="Times New Roman"/>
-          <w:color w:val="000000" w:themeColor="text1"/>
-          <w:sz w:val="24"/>
-          <w:szCs w:val="24"/>
-        </w:rPr>
-        <w:t xml:space="preserve"> </w:t>
-      </w:r>
-      <w:proofErr w:type="spellStart"/>
-      <w:r>
-        <w:rPr>
-          <w:rFonts w:ascii="Times New Roman" w:hAnsi="Times New Roman" w:cs="Times New Roman"/>
-          <w:color w:val="000000" w:themeColor="text1"/>
-          <w:sz w:val="24"/>
-          <w:szCs w:val="24"/>
-        </w:rPr>
-        <w:t>kısıtlara</w:t>
-      </w:r>
-      <w:proofErr w:type="spellEnd"/>
-      <w:r>
-        <w:rPr>
-          <w:rFonts w:ascii="Times New Roman" w:hAnsi="Times New Roman" w:cs="Times New Roman"/>
-          <w:color w:val="000000" w:themeColor="text1"/>
-          <w:sz w:val="24"/>
-          <w:szCs w:val="24"/>
-        </w:rPr>
-        <w:t xml:space="preserve"> </w:t>
-      </w:r>
-      <w:proofErr w:type="spellStart"/>
-      <w:r>
-        <w:rPr>
-          <w:rFonts w:ascii="Times New Roman" w:hAnsi="Times New Roman" w:cs="Times New Roman"/>
-          <w:color w:val="000000" w:themeColor="text1"/>
-          <w:sz w:val="24"/>
-          <w:szCs w:val="24"/>
-        </w:rPr>
-        <w:t>uyum</w:t>
-      </w:r>
-      <w:proofErr w:type="spellEnd"/>
-      <w:r>
-        <w:rPr>
-          <w:rFonts w:ascii="Times New Roman" w:hAnsi="Times New Roman" w:cs="Times New Roman"/>
-          <w:color w:val="000000" w:themeColor="text1"/>
-          <w:sz w:val="24"/>
-          <w:szCs w:val="24"/>
-        </w:rPr>
-        <w:t xml:space="preserve"> </w:t>
-      </w:r>
-      <w:proofErr w:type="spellStart"/>
-      <w:r>
-        <w:rPr>
-          <w:rFonts w:ascii="Times New Roman" w:hAnsi="Times New Roman" w:cs="Times New Roman"/>
-          <w:color w:val="000000" w:themeColor="text1"/>
-          <w:sz w:val="24"/>
-          <w:szCs w:val="24"/>
-        </w:rPr>
-        <w:t>sağladığını</w:t>
-      </w:r>
-      <w:proofErr w:type="spellEnd"/>
-      <w:r>
-        <w:rPr>
-          <w:rFonts w:ascii="Times New Roman" w:hAnsi="Times New Roman" w:cs="Times New Roman"/>
-          <w:color w:val="000000" w:themeColor="text1"/>
-          <w:sz w:val="24"/>
-          <w:szCs w:val="24"/>
-        </w:rPr>
-        <w:t xml:space="preserve"> </w:t>
-      </w:r>
-      <w:proofErr w:type="spellStart"/>
-      <w:r>
-        <w:rPr>
-          <w:rFonts w:ascii="Times New Roman" w:hAnsi="Times New Roman" w:cs="Times New Roman"/>
-          <w:color w:val="000000" w:themeColor="text1"/>
-          <w:sz w:val="24"/>
-          <w:szCs w:val="24"/>
-        </w:rPr>
-        <w:t>ve</w:t>
-      </w:r>
-      <w:proofErr w:type="spellEnd"/>
-      <w:r>
-        <w:rPr>
-          <w:rFonts w:ascii="Times New Roman" w:hAnsi="Times New Roman" w:cs="Times New Roman"/>
-          <w:color w:val="000000" w:themeColor="text1"/>
-          <w:sz w:val="24"/>
-          <w:szCs w:val="24"/>
-        </w:rPr>
-        <w:t xml:space="preserve"> </w:t>
-      </w:r>
-      <w:proofErr w:type="spellStart"/>
-      <w:r>
-        <w:rPr>
-          <w:rFonts w:ascii="Times New Roman" w:hAnsi="Times New Roman" w:cs="Times New Roman"/>
-          <w:color w:val="000000" w:themeColor="text1"/>
-          <w:sz w:val="24"/>
-          <w:szCs w:val="24"/>
-        </w:rPr>
-        <w:t>manuel</w:t>
-      </w:r>
-      <w:proofErr w:type="spellEnd"/>
-      <w:r>
-        <w:rPr>
-          <w:rFonts w:ascii="Times New Roman" w:hAnsi="Times New Roman" w:cs="Times New Roman"/>
-          <w:color w:val="000000" w:themeColor="text1"/>
-          <w:sz w:val="24"/>
-          <w:szCs w:val="24"/>
-        </w:rPr>
-        <w:t xml:space="preserve"> </w:t>
-      </w:r>
-      <w:proofErr w:type="spellStart"/>
-      <w:r>
-        <w:rPr>
-          <w:rFonts w:ascii="Times New Roman" w:hAnsi="Times New Roman" w:cs="Times New Roman"/>
-          <w:color w:val="000000" w:themeColor="text1"/>
-          <w:sz w:val="24"/>
-          <w:szCs w:val="24"/>
-        </w:rPr>
-        <w:t>sezgisel</w:t>
-      </w:r>
-      <w:proofErr w:type="spellEnd"/>
-      <w:r>
-        <w:rPr>
-          <w:rFonts w:ascii="Times New Roman" w:hAnsi="Times New Roman" w:cs="Times New Roman"/>
-          <w:color w:val="000000" w:themeColor="text1"/>
-          <w:sz w:val="24"/>
-          <w:szCs w:val="24"/>
-        </w:rPr>
-        <w:t xml:space="preserve"> </w:t>
-      </w:r>
-      <w:proofErr w:type="spellStart"/>
-      <w:r>
-        <w:rPr>
-          <w:rFonts w:ascii="Times New Roman" w:hAnsi="Times New Roman" w:cs="Times New Roman"/>
-          <w:color w:val="000000" w:themeColor="text1"/>
-          <w:sz w:val="24"/>
-          <w:szCs w:val="24"/>
-        </w:rPr>
-        <w:t>yaklaşımlarla</w:t>
-      </w:r>
-      <w:proofErr w:type="spellEnd"/>
-      <w:r>
-        <w:rPr>
-          <w:rFonts w:ascii="Times New Roman" w:hAnsi="Times New Roman" w:cs="Times New Roman"/>
-          <w:color w:val="000000" w:themeColor="text1"/>
-          <w:sz w:val="24"/>
-          <w:szCs w:val="24"/>
-        </w:rPr>
-        <w:t xml:space="preserve"> </w:t>
-      </w:r>
-      <w:proofErr w:type="spellStart"/>
-      <w:r>
-        <w:rPr>
-          <w:rFonts w:ascii="Times New Roman" w:hAnsi="Times New Roman" w:cs="Times New Roman"/>
-          <w:color w:val="000000" w:themeColor="text1"/>
-          <w:sz w:val="24"/>
-          <w:szCs w:val="24"/>
-        </w:rPr>
-        <w:t>karşılaştırılamayacak</w:t>
-      </w:r>
-      <w:proofErr w:type="spellEnd"/>
-      <w:r>
-        <w:rPr>
-          <w:rFonts w:ascii="Times New Roman" w:hAnsi="Times New Roman" w:cs="Times New Roman"/>
-          <w:color w:val="000000" w:themeColor="text1"/>
-          <w:sz w:val="24"/>
-          <w:szCs w:val="24"/>
-        </w:rPr>
-        <w:t xml:space="preserve"> </w:t>
-      </w:r>
-      <w:proofErr w:type="spellStart"/>
-      <w:r>
-        <w:rPr>
-          <w:rFonts w:ascii="Times New Roman" w:hAnsi="Times New Roman" w:cs="Times New Roman"/>
-          <w:color w:val="000000" w:themeColor="text1"/>
-          <w:sz w:val="24"/>
-          <w:szCs w:val="24"/>
-        </w:rPr>
-        <w:t>hız</w:t>
-      </w:r>
-      <w:proofErr w:type="spellEnd"/>
-      <w:r>
-        <w:rPr>
-          <w:rFonts w:ascii="Times New Roman" w:hAnsi="Times New Roman" w:cs="Times New Roman"/>
-          <w:color w:val="000000" w:themeColor="text1"/>
-          <w:sz w:val="24"/>
-          <w:szCs w:val="24"/>
-        </w:rPr>
-        <w:t xml:space="preserve"> </w:t>
-      </w:r>
-      <w:proofErr w:type="spellStart"/>
-      <w:r>
-        <w:rPr>
-          <w:rFonts w:ascii="Times New Roman" w:hAnsi="Times New Roman" w:cs="Times New Roman"/>
-          <w:color w:val="000000" w:themeColor="text1"/>
-          <w:sz w:val="24"/>
-          <w:szCs w:val="24"/>
-        </w:rPr>
-        <w:t>ile</w:t>
-      </w:r>
-      <w:proofErr w:type="spellEnd"/>
-      <w:r>
-        <w:rPr>
-          <w:rFonts w:ascii="Times New Roman" w:hAnsi="Times New Roman" w:cs="Times New Roman"/>
-          <w:color w:val="000000" w:themeColor="text1"/>
-          <w:sz w:val="24"/>
-          <w:szCs w:val="24"/>
-        </w:rPr>
-        <w:t xml:space="preserve"> </w:t>
-      </w:r>
-      <w:proofErr w:type="spellStart"/>
-      <w:r>
-        <w:rPr>
-          <w:rFonts w:ascii="Times New Roman" w:hAnsi="Times New Roman" w:cs="Times New Roman"/>
-          <w:color w:val="000000" w:themeColor="text1"/>
-          <w:sz w:val="24"/>
-          <w:szCs w:val="24"/>
-        </w:rPr>
-        <w:t>tutarlılıkta</w:t>
-      </w:r>
-      <w:proofErr w:type="spellEnd"/>
-      <w:r>
-        <w:rPr>
-          <w:rFonts w:ascii="Times New Roman" w:hAnsi="Times New Roman" w:cs="Times New Roman"/>
-          <w:color w:val="000000" w:themeColor="text1"/>
-          <w:sz w:val="24"/>
-          <w:szCs w:val="24"/>
-        </w:rPr>
-        <w:t xml:space="preserve"> </w:t>
-      </w:r>
-      <w:proofErr w:type="spellStart"/>
-      <w:r>
-        <w:rPr>
-          <w:rFonts w:ascii="Times New Roman" w:hAnsi="Times New Roman" w:cs="Times New Roman"/>
-          <w:color w:val="000000" w:themeColor="text1"/>
-          <w:sz w:val="24"/>
-          <w:szCs w:val="24"/>
-        </w:rPr>
-        <w:t>dağıtım</w:t>
-      </w:r>
-      <w:proofErr w:type="spellEnd"/>
-      <w:r>
-        <w:rPr>
-          <w:rFonts w:ascii="Times New Roman" w:hAnsi="Times New Roman" w:cs="Times New Roman"/>
-          <w:color w:val="000000" w:themeColor="text1"/>
-          <w:sz w:val="24"/>
-          <w:szCs w:val="24"/>
-        </w:rPr>
-        <w:t xml:space="preserve"> </w:t>
-      </w:r>
-      <w:proofErr w:type="spellStart"/>
-      <w:r>
-        <w:rPr>
-          <w:rFonts w:ascii="Times New Roman" w:hAnsi="Times New Roman" w:cs="Times New Roman"/>
-          <w:color w:val="000000" w:themeColor="text1"/>
-          <w:sz w:val="24"/>
-          <w:szCs w:val="24"/>
-        </w:rPr>
-        <w:t>ürettiğini</w:t>
-      </w:r>
-      <w:proofErr w:type="spellEnd"/>
-      <w:r>
-        <w:rPr>
-          <w:rFonts w:ascii="Times New Roman" w:hAnsi="Times New Roman" w:cs="Times New Roman"/>
-          <w:color w:val="000000" w:themeColor="text1"/>
-          <w:sz w:val="24"/>
-          <w:szCs w:val="24"/>
-        </w:rPr>
-        <w:t xml:space="preserve"> </w:t>
-      </w:r>
-      <w:proofErr w:type="spellStart"/>
-      <w:r>
-        <w:rPr>
-          <w:rFonts w:ascii="Times New Roman" w:hAnsi="Times New Roman" w:cs="Times New Roman"/>
-          <w:color w:val="000000" w:themeColor="text1"/>
-          <w:sz w:val="24"/>
-          <w:szCs w:val="24"/>
-        </w:rPr>
-        <w:t>ortaya</w:t>
-      </w:r>
-      <w:proofErr w:type="spellEnd"/>
-      <w:r>
-        <w:rPr>
-          <w:rFonts w:ascii="Times New Roman" w:hAnsi="Times New Roman" w:cs="Times New Roman"/>
-          <w:color w:val="000000" w:themeColor="text1"/>
-          <w:sz w:val="24"/>
-          <w:szCs w:val="24"/>
-        </w:rPr>
-        <w:t xml:space="preserve"> </w:t>
-      </w:r>
-      <w:proofErr w:type="spellStart"/>
-      <w:r>
-        <w:rPr>
-          <w:rFonts w:ascii="Times New Roman" w:hAnsi="Times New Roman" w:cs="Times New Roman"/>
-          <w:color w:val="000000" w:themeColor="text1"/>
-          <w:sz w:val="24"/>
-          <w:szCs w:val="24"/>
-        </w:rPr>
-        <w:t>koymaktadır</w:t>
-      </w:r>
-      <w:proofErr w:type="spellEnd"/>
-      <w:r>
-        <w:rPr>
-          <w:rFonts w:ascii="Times New Roman" w:hAnsi="Times New Roman" w:cs="Times New Roman"/>
-          <w:color w:val="000000" w:themeColor="text1"/>
-          <w:sz w:val="24"/>
-          <w:szCs w:val="24"/>
-        </w:rPr>
-        <w:t>.</w:t>
+      <w:proofErr w:type="spellEnd"/>
+      <w:proofErr w:type="spellStart"/>
+      <w:proofErr w:type="spellEnd"/>
+      <w:proofErr w:type="spellStart"/>
+      <w:proofErr w:type="spellEnd"/>
+      <w:proofErr w:type="spellStart"/>
+      <w:proofErr w:type="spellEnd"/>
+      <w:proofErr w:type="spellStart"/>
+      <w:proofErr w:type="spellEnd"/>
+      <w:proofErr w:type="spellStart"/>
+      <w:proofErr w:type="spellEnd"/>
+      <w:proofErr w:type="spellStart"/>
+      <w:proofErr w:type="spellEnd"/>
+      <w:proofErr w:type="spellStart"/>
+      <w:proofErr w:type="spellEnd"/>
+      <w:proofErr w:type="spellStart"/>
+      <w:proofErr w:type="spellEnd"/>
+      <w:proofErr w:type="spellStart"/>
+      <w:proofErr w:type="spellEnd"/>
+      <w:proofErr w:type="spellStart"/>
+      <w:proofErr w:type="spellEnd"/>
+      <w:proofErr w:type="spellStart"/>
+      <w:proofErr w:type="spellEnd"/>
+      <w:proofErr w:type="spellStart"/>
+      <w:proofErr w:type="spellEnd"/>
+      <w:proofErr w:type="spellStart"/>
+      <w:proofErr w:type="spellEnd"/>
+      <w:proofErr w:type="spellStart"/>
+      <w:proofErr w:type="spellEnd"/>
+      <w:proofErr w:type="spellStart"/>
+      <w:proofErr w:type="spellEnd"/>
+      <w:proofErr w:type="spellStart"/>
+      <w:proofErr w:type="spellEnd"/>
+      <w:proofErr w:type="spellStart"/>
+      <w:proofErr w:type="spellEnd"/>
+      <w:proofErr w:type="spellStart"/>
+      <w:proofErr w:type="spellEnd"/>
+      <w:proofErr w:type="spellStart"/>
+      <w:proofErr w:type="spellEnd"/>
+      <w:proofErr w:type="spellStart"/>
+      <w:proofErr w:type="spellEnd"/>
+      <w:proofErr w:type="spellStart"/>
+      <w:proofErr w:type="spellEnd"/>
+      <w:proofErr w:type="spellStart"/>
+      <w:proofErr w:type="spellEnd"/>
+      <w:proofErr w:type="spellStart"/>
+      <w:proofErr w:type="spellEnd"/>
+      <w:proofErr w:type="spellStart"/>
+      <w:proofErr w:type="spellEnd"/>
+      <w:proofErr w:type="spellStart"/>
+      <w:proofErr w:type="spellEnd"/>
+      <w:proofErr w:type="spellStart"/>
+      <w:proofErr w:type="spellEnd"/>
+      <w:proofErr w:type="spellStart"/>
+      <w:proofErr w:type="spellEnd"/>
+      <w:proofErr w:type="spellStart"/>
+      <w:proofErr w:type="spellEnd"/>
+      <w:proofErr w:type="spellStart"/>
+      <w:proofErr w:type="spellEnd"/>
+      <w:proofErr w:type="spellStart"/>
+      <w:proofErr w:type="spellEnd"/>
+      <w:proofErr w:type="spellStart"/>
+      <w:proofErr w:type="spellEnd"/>
+      <w:proofErr w:type="spellStart"/>
+      <w:proofErr w:type="spellEnd"/>
+      <w:proofErr w:type="spellStart"/>
+      <w:proofErr w:type="spellEnd"/>
+      <w:proofErr w:type="spellStart"/>
+      <w:proofErr w:type="spellEnd"/>
+      <w:proofErr w:type="spellStart"/>
+      <w:proofErr w:type="spellEnd"/>
+      <w:proofErr w:type="spellStart"/>
+      <w:proofErr w:type="spellEnd"/>
+      <w:proofErr w:type="spellStart"/>
+      <w:proofErr w:type="spellEnd"/>
+      <w:proofErr w:type="spellStart"/>
+      <w:proofErr w:type="spellEnd"/>
+      <w:proofErr w:type="spellStart"/>
+      <w:proofErr w:type="spellEnd"/>
+      <w:proofErr w:type="spellStart"/>
+      <w:proofErr w:type="spellEnd"/>
+      <w:r>
+        <w:t xml:space="preserve">Sistem, gerçek zamanlı senaryo analizi özellikli interaktif bir web panosu olarak Vercel üzerinde yayına alınmıştır. Ocak 2026 vaka çalışması sonuçları, sistemin kıt envanteri yüksek potansiyelli bayilere yönlendirirken operasyonel kısıtlara uyum sağladığını ve manuel sezgisel yaklaşımlarla karşılaştırılamayacak hız ile tutarlılıkta dağıtım ürettiğini ortaya koymaktadır.</w:t>
       </w:r>
     </w:p>
     <w:p>
@@ -13677,34 +12918,10 @@
           <w:szCs w:val="24"/>
         </w:rPr>
       </w:pPr>
-      <w:r>
-        <w:rPr>
-          <w:rFonts w:ascii="Times New Roman" w:eastAsia="Times New Roman" w:hAnsi="Times New Roman" w:cs="Times New Roman"/>
-          <w:color w:val="000000" w:themeColor="text1"/>
-          <w:sz w:val="24"/>
-          <w:szCs w:val="24"/>
-        </w:rPr>
-        <w:t xml:space="preserve">This thesis designs, implements, and deploys a three-layer decision-support system that automates the monthly vehicle allocation process for a SUV brand operating through 22–28 authorized dealerships across Turkey. The system integrates time-series demand forecasting, multi-criteria dealer scoring, and Mixed-Integer Linear Programming (MILP) optimization into a single pipeline exposed through an interactive </w:t>
-      </w:r>
-      <w:proofErr w:type="spellStart"/>
-      <w:r>
-        <w:rPr>
-          <w:rFonts w:ascii="Times New Roman" w:eastAsia="Times New Roman" w:hAnsi="Times New Roman" w:cs="Times New Roman"/>
-          <w:color w:val="000000" w:themeColor="text1"/>
-          <w:sz w:val="24"/>
-          <w:szCs w:val="24"/>
-        </w:rPr>
-        <w:t>Streamlit</w:t>
-      </w:r>
-      <w:proofErr w:type="spellEnd"/>
-      <w:r>
-        <w:rPr>
-          <w:rFonts w:ascii="Times New Roman" w:eastAsia="Times New Roman" w:hAnsi="Times New Roman" w:cs="Times New Roman"/>
-          <w:color w:val="000000" w:themeColor="text1"/>
-          <w:sz w:val="24"/>
-          <w:szCs w:val="24"/>
-        </w:rPr>
-        <w:t xml:space="preserve"> dashboard. The January 2026 case study demonstrates that 603 vehicles can be optimally allocated to 22 active dealers in under 0.3 seconds, directing scarce inventory toward high-composite-score dealers while enforcing ±20% quota bounds.</w:t>
+      <w:proofErr w:type="spellStart"/>
+      <w:proofErr w:type="spellEnd"/>
+      <w:r>
+        <w:t xml:space="preserve">This thesis designs, implements, and deploys a three-layer decision-support system that automates the monthly vehicle allocation process for a SUV brand operating through 22–28 authorized dealerships across Turkey. The system integrates time-series demand forecasting, multi-criteria dealer scoring, and Mixed-Integer Linear Programming (MILP) optimization into a single pipeline exposed through an interactive web dashboard. The January 2026 case study demonstrates that 603 vehicles can be optimally allocated to 22 active dealers in under 0.3 seconds, directing scarce inventory toward high-composite-score dealers while enforcing ±20% quota bounds.</w:t>
       </w:r>
     </w:p>
     <w:p>
@@ -13885,34 +13102,10 @@
           <w:szCs w:val="24"/>
         </w:rPr>
       </w:pPr>
-      <w:r>
-        <w:rPr>
-          <w:rFonts w:ascii="Times New Roman" w:hAnsi="Times New Roman" w:cs="Times New Roman"/>
-          <w:color w:val="000000" w:themeColor="text1"/>
-          <w:sz w:val="24"/>
-          <w:szCs w:val="24"/>
-        </w:rPr>
-        <w:t xml:space="preserve">RO4: Deploy the integrated system as a </w:t>
-      </w:r>
-      <w:proofErr w:type="spellStart"/>
-      <w:r>
-        <w:rPr>
-          <w:rFonts w:ascii="Times New Roman" w:hAnsi="Times New Roman" w:cs="Times New Roman"/>
-          <w:color w:val="000000" w:themeColor="text1"/>
-          <w:sz w:val="24"/>
-          <w:szCs w:val="24"/>
-        </w:rPr>
-        <w:t>Streamlit</w:t>
-      </w:r>
-      <w:proofErr w:type="spellEnd"/>
-      <w:r>
-        <w:rPr>
-          <w:rFonts w:ascii="Times New Roman" w:hAnsi="Times New Roman" w:cs="Times New Roman"/>
-          <w:color w:val="000000" w:themeColor="text1"/>
-          <w:sz w:val="24"/>
-          <w:szCs w:val="24"/>
-        </w:rPr>
-        <w:t xml:space="preserve"> dashboard accessible to business users without programming knowledge, with real-time scenario analysis and anonymized demo mode.</w:t>
+      <w:proofErr w:type="spellStart"/>
+      <w:proofErr w:type="spellEnd"/>
+      <w:r>
+        <w:t xml:space="preserve">RO4: Deploy the integrated system as a web dashboard accessible to business users without programming knowledge, with real-time scenario analysis and anonymized demo mode.</w:t>
       </w:r>
     </w:p>
     <w:p>
@@ -14189,44 +13382,10 @@
           <w:szCs w:val="24"/>
         </w:rPr>
       </w:pPr>
-      <w:r>
-        <w:rPr>
-          <w:rFonts w:ascii="Times New Roman" w:hAnsi="Times New Roman" w:cs="Times New Roman"/>
-          <w:color w:val="000000" w:themeColor="text1"/>
-          <w:sz w:val="24"/>
-          <w:szCs w:val="24"/>
-        </w:rPr>
-        <w:t xml:space="preserve">Chapter 2 reviews the relevant literature on the Vehicle Allocation Problem, automotive demand forecasting, MCDM methods, assortment optimization, and MILP solvers. Chapter 3 describes the three-layer system architecture and data sources. Chapters 4–6 detail each layer. Chapter 7 presents </w:t>
-      </w:r>
-      <w:r>
-        <w:rPr>
-          <w:rFonts w:ascii="Times New Roman" w:hAnsi="Times New Roman" w:cs="Times New Roman"/>
-          <w:color w:val="000000" w:themeColor="text1"/>
-          <w:sz w:val="24"/>
-          <w:szCs w:val="24"/>
-        </w:rPr>
-        <w:lastRenderedPageBreak/>
-        <w:t xml:space="preserve">the January 2026 case study. Chapter 8 documents the </w:t>
-      </w:r>
-      <w:proofErr w:type="spellStart"/>
-      <w:r>
-        <w:rPr>
-          <w:rFonts w:ascii="Times New Roman" w:hAnsi="Times New Roman" w:cs="Times New Roman"/>
-          <w:color w:val="000000" w:themeColor="text1"/>
-          <w:sz w:val="24"/>
-          <w:szCs w:val="24"/>
-        </w:rPr>
-        <w:t>Streamlit</w:t>
-      </w:r>
-      <w:proofErr w:type="spellEnd"/>
-      <w:r>
-        <w:rPr>
-          <w:rFonts w:ascii="Times New Roman" w:hAnsi="Times New Roman" w:cs="Times New Roman"/>
-          <w:color w:val="000000" w:themeColor="text1"/>
-          <w:sz w:val="24"/>
-          <w:szCs w:val="24"/>
-        </w:rPr>
-        <w:t xml:space="preserve"> dashboard deployment. Chapter 9 concludes with contributions, limitations, and future directions.</w:t>
+      <w:proofErr w:type="spellStart"/>
+      <w:proofErr w:type="spellEnd"/>
+      <w:r>
+        <w:t xml:space="preserve">Chapter 2 reviews the relevant literature on the Vehicle Allocation Problem, automotive demand forecasting, MCDM methods, assortment optimization, and MILP solvers. Chapter 3 describes the three-layer system architecture and data sources. Chapters 4–6 detail each layer. Chapter 7 presents the January 2026 case study. Chapter 8 documents the web dashboard deployment. Chapter 9 concludes with contributions, limitations, and future directions.</w:t>
       </w:r>
     </w:p>
     <w:p>
@@ -16187,34 +15346,10 @@
           <w:szCs w:val="24"/>
         </w:rPr>
       </w:pPr>
-      <w:r>
-        <w:rPr>
-          <w:rFonts w:ascii="Times New Roman" w:hAnsi="Times New Roman" w:cs="Times New Roman"/>
-          <w:color w:val="000000" w:themeColor="text1"/>
-          <w:sz w:val="24"/>
-          <w:szCs w:val="24"/>
-        </w:rPr>
-        <w:t xml:space="preserve">The decision-support system is organized into three computationally and conceptually distinct layers implemented as Python modules in a GitHub repository. Data flows from raw CSV files through Layers 1–3 and is surfaced to end users through the </w:t>
-      </w:r>
-      <w:proofErr w:type="spellStart"/>
-      <w:r>
-        <w:rPr>
-          <w:rFonts w:ascii="Times New Roman" w:hAnsi="Times New Roman" w:cs="Times New Roman"/>
-          <w:color w:val="000000" w:themeColor="text1"/>
-          <w:sz w:val="24"/>
-          <w:szCs w:val="24"/>
-        </w:rPr>
-        <w:t>Streamlit</w:t>
-      </w:r>
-      <w:proofErr w:type="spellEnd"/>
-      <w:r>
-        <w:rPr>
-          <w:rFonts w:ascii="Times New Roman" w:hAnsi="Times New Roman" w:cs="Times New Roman"/>
-          <w:color w:val="000000" w:themeColor="text1"/>
-          <w:sz w:val="24"/>
-          <w:szCs w:val="24"/>
-        </w:rPr>
-        <w:t xml:space="preserve"> dashboard. Figure 1 illustrates the full architecture.</w:t>
+      <w:proofErr w:type="spellStart"/>
+      <w:proofErr w:type="spellEnd"/>
+      <w:r>
+        <w:t xml:space="preserve">The decision-support system is organized into three computationally and conceptually distinct layers implemented as Python modules in a GitHub repository. Data flows from raw CSV files through Layers 1–3 and is surfaced to end users through the web dashboard. Figure 1 illustrates the full architecture.</w:t>
       </w:r>
     </w:p>
     <w:p>
@@ -16462,115 +15597,22 @@
           <w:szCs w:val="24"/>
         </w:rPr>
       </w:pPr>
-      <w:r>
-        <w:rPr>
-          <w:rFonts w:ascii="Times New Roman" w:hAnsi="Times New Roman" w:cs="Times New Roman"/>
-          <w:sz w:val="24"/>
-          <w:szCs w:val="24"/>
-        </w:rPr>
-        <w:t xml:space="preserve">All modules are cloud-native: paths use Python's </w:t>
-      </w:r>
       <w:proofErr w:type="spellStart"/>
       <w:proofErr w:type="gramStart"/>
-      <w:r>
-        <w:rPr>
-          <w:rFonts w:ascii="Times New Roman" w:hAnsi="Times New Roman" w:cs="Times New Roman"/>
-          <w:sz w:val="24"/>
-          <w:szCs w:val="24"/>
-        </w:rPr>
-        <w:t>pathlib.Path</w:t>
-      </w:r>
       <w:proofErr w:type="spellEnd"/>
       <w:proofErr w:type="gramEnd"/>
-      <w:r>
-        <w:rPr>
-          <w:rFonts w:ascii="Times New Roman" w:hAnsi="Times New Roman" w:cs="Times New Roman"/>
-          <w:sz w:val="24"/>
-          <w:szCs w:val="24"/>
-        </w:rPr>
-        <w:t xml:space="preserve"> with repository-relative references, data files are UTF-8 </w:t>
-      </w:r>
       <w:proofErr w:type="gramStart"/>
-      <w:r>
-        <w:rPr>
-          <w:rFonts w:ascii="Times New Roman" w:hAnsi="Times New Roman" w:cs="Times New Roman"/>
-          <w:sz w:val="24"/>
-          <w:szCs w:val="24"/>
-        </w:rPr>
-        <w:t>encoded</w:t>
-      </w:r>
       <w:proofErr w:type="gramEnd"/>
-      <w:r>
-        <w:rPr>
-          <w:rFonts w:ascii="Times New Roman" w:hAnsi="Times New Roman" w:cs="Times New Roman"/>
-          <w:sz w:val="24"/>
-          <w:szCs w:val="24"/>
-        </w:rPr>
-        <w:t xml:space="preserve"> CSVs committed to the repository, and the dashboard is deployed on </w:t>
-      </w:r>
-      <w:proofErr w:type="spellStart"/>
-      <w:r>
-        <w:rPr>
-          <w:rFonts w:ascii="Times New Roman" w:hAnsi="Times New Roman" w:cs="Times New Roman"/>
-          <w:sz w:val="24"/>
-          <w:szCs w:val="24"/>
-        </w:rPr>
-        <w:t>Streamlit</w:t>
-      </w:r>
-      <w:proofErr w:type="spellEnd"/>
-      <w:r>
-        <w:rPr>
-          <w:rFonts w:ascii="Times New Roman" w:hAnsi="Times New Roman" w:cs="Times New Roman"/>
-          <w:sz w:val="24"/>
-          <w:szCs w:val="24"/>
-        </w:rPr>
-        <w:t xml:space="preserve"> Cloud reading from the main branch. GitHub Actions CI runs </w:t>
-      </w:r>
-      <w:proofErr w:type="spellStart"/>
-      <w:r>
-        <w:rPr>
-          <w:rFonts w:ascii="Times New Roman" w:hAnsi="Times New Roman" w:cs="Times New Roman"/>
-          <w:sz w:val="24"/>
-          <w:szCs w:val="24"/>
-        </w:rPr>
-        <w:t>pytest</w:t>
-      </w:r>
-      <w:proofErr w:type="spellEnd"/>
-      <w:r>
-        <w:rPr>
-          <w:rFonts w:ascii="Times New Roman" w:hAnsi="Times New Roman" w:cs="Times New Roman"/>
-          <w:sz w:val="24"/>
-          <w:szCs w:val="24"/>
-        </w:rPr>
-        <w:t xml:space="preserve"> and ruff on every pull request. A </w:t>
-      </w:r>
+      <w:proofErr w:type="spellStart"/>
+      <w:proofErr w:type="spellEnd"/>
+      <w:proofErr w:type="spellStart"/>
+      <w:proofErr w:type="spellEnd"/>
       <w:proofErr w:type="spellStart"/>
       <w:proofErr w:type="gramStart"/>
-      <w:r>
-        <w:rPr>
-          <w:rFonts w:ascii="Times New Roman" w:hAnsi="Times New Roman" w:cs="Times New Roman"/>
-          <w:sz w:val="24"/>
-          <w:szCs w:val="24"/>
-        </w:rPr>
-        <w:t>secrets</w:t>
-      </w:r>
       <w:proofErr w:type="gramEnd"/>
-      <w:r>
-        <w:rPr>
-          <w:rFonts w:ascii="Times New Roman" w:hAnsi="Times New Roman" w:cs="Times New Roman"/>
-          <w:sz w:val="24"/>
-          <w:szCs w:val="24"/>
-        </w:rPr>
-        <w:t>.toml</w:t>
-      </w:r>
-      <w:proofErr w:type="spellEnd"/>
-      <w:r>
-        <w:rPr>
-          <w:rFonts w:ascii="Times New Roman" w:hAnsi="Times New Roman" w:cs="Times New Roman"/>
-          <w:sz w:val="24"/>
-          <w:szCs w:val="24"/>
-        </w:rPr>
-        <w:t xml:space="preserve"> file controls DEMO_MODE, which replaces real dealer identifiers with anonymized labels (Bayi 01 – Bayi 28) for public-facing presentations.</w:t>
+      <w:proofErr w:type="spellEnd"/>
+      <w:r>
+        <w:t xml:space="preserve">All modules are cloud-native: paths use Python's pathlib.Path with repository-relative references, data files are UTF-8 encoded CSVs committed to the repository, and the dashboard is deployed on Vercel reading from the main branch. GitHub Actions CI runs pytest and ruff on every pull request. A secrets.toml file controls DEMO_MODE, which replaces real dealer identifiers with anonymized labels (Bayi 01 – Bayi 28) for public-facing presentations.</w:t>
       </w:r>
     </w:p>
     <w:p>
@@ -28579,49 +27621,12 @@
           <w:szCs w:val="24"/>
         </w:rPr>
       </w:pPr>
-      <w:r>
-        <w:rPr>
-          <w:rFonts w:ascii="Times New Roman" w:hAnsi="Times New Roman" w:cs="Times New Roman"/>
-          <w:sz w:val="24"/>
-          <w:szCs w:val="24"/>
-        </w:rPr>
-        <w:t xml:space="preserve">The three-layer system is exposed to business users through an interactive </w:t>
-      </w:r>
-      <w:proofErr w:type="spellStart"/>
-      <w:r>
-        <w:rPr>
-          <w:rFonts w:ascii="Times New Roman" w:hAnsi="Times New Roman" w:cs="Times New Roman"/>
-          <w:sz w:val="24"/>
-          <w:szCs w:val="24"/>
-        </w:rPr>
-        <w:t>Streamlit</w:t>
-      </w:r>
-      <w:proofErr w:type="spellEnd"/>
-      <w:r>
-        <w:rPr>
-          <w:rFonts w:ascii="Times New Roman" w:hAnsi="Times New Roman" w:cs="Times New Roman"/>
-          <w:sz w:val="24"/>
-          <w:szCs w:val="24"/>
-        </w:rPr>
-        <w:t xml:space="preserve"> dashboard deployed on </w:t>
-      </w:r>
-      <w:proofErr w:type="spellStart"/>
-      <w:r>
-        <w:rPr>
-          <w:rFonts w:ascii="Times New Roman" w:hAnsi="Times New Roman" w:cs="Times New Roman"/>
-          <w:sz w:val="24"/>
-          <w:szCs w:val="24"/>
-        </w:rPr>
-        <w:t>Streamlit</w:t>
-      </w:r>
-      <w:proofErr w:type="spellEnd"/>
-      <w:r>
-        <w:rPr>
-          <w:rFonts w:ascii="Times New Roman" w:hAnsi="Times New Roman" w:cs="Times New Roman"/>
-          <w:sz w:val="24"/>
-          <w:szCs w:val="24"/>
-        </w:rPr>
-        <w:t xml:space="preserve"> Cloud and reading from the GitHub main branch. The dashboard implements eight navigation pages:</w:t>
+      <w:proofErr w:type="spellStart"/>
+      <w:proofErr w:type="spellEnd"/>
+      <w:proofErr w:type="spellStart"/>
+      <w:proofErr w:type="spellEnd"/>
+      <w:r>
+        <w:t xml:space="preserve">The three-layer system is exposed to business users through an interactive web dashboard deployed on Vercel and reading from the GitHub main branch. The dashboard implements eight navigation pages:</w:t>
       </w:r>
     </w:p>
     <w:p>
@@ -28867,51 +27872,14 @@
           <w:szCs w:val="24"/>
         </w:rPr>
       </w:pPr>
-      <w:r>
-        <w:rPr>
-          <w:rFonts w:ascii="Times New Roman" w:hAnsi="Times New Roman" w:cs="Times New Roman"/>
-          <w:sz w:val="24"/>
-          <w:szCs w:val="24"/>
-        </w:rPr>
-        <w:t xml:space="preserve">The deployment architecture uses GitHub as the single source of truth. The main branch is connected to </w:t>
-      </w:r>
-      <w:proofErr w:type="spellStart"/>
-      <w:r>
-        <w:rPr>
-          <w:rFonts w:ascii="Times New Roman" w:hAnsi="Times New Roman" w:cs="Times New Roman"/>
-          <w:sz w:val="24"/>
-          <w:szCs w:val="24"/>
-        </w:rPr>
-        <w:t>Streamlit</w:t>
-      </w:r>
-      <w:proofErr w:type="spellEnd"/>
-      <w:r>
-        <w:rPr>
-          <w:rFonts w:ascii="Times New Roman" w:hAnsi="Times New Roman" w:cs="Times New Roman"/>
-          <w:sz w:val="24"/>
-          <w:szCs w:val="24"/>
-        </w:rPr>
-        <w:t xml:space="preserve"> Cloud via an OAuth integration; every push to main triggers an automatic redeploy within 60 seconds. A </w:t>
-      </w:r>
+      <w:proofErr w:type="spellStart"/>
+      <w:proofErr w:type="spellEnd"/>
       <w:proofErr w:type="spellStart"/>
       <w:proofErr w:type="gramStart"/>
-      <w:r>
-        <w:rPr>
-          <w:rFonts w:ascii="Times New Roman" w:hAnsi="Times New Roman" w:cs="Times New Roman"/>
-          <w:sz w:val="24"/>
-          <w:szCs w:val="24"/>
-        </w:rPr>
-        <w:t>secrets.toml</w:t>
-      </w:r>
       <w:proofErr w:type="spellEnd"/>
       <w:proofErr w:type="gramEnd"/>
       <w:r>
-        <w:rPr>
-          <w:rFonts w:ascii="Times New Roman" w:hAnsi="Times New Roman" w:cs="Times New Roman"/>
-          <w:sz w:val="24"/>
-          <w:szCs w:val="24"/>
-        </w:rPr>
-        <w:t xml:space="preserve"> configuration file controls DEMO_MODE (replaces dealer names/coordinates with anonymized labels for public presentations) and SCENARIO_DEFAULT (which of the two annual target scenarios loads on startup).</w:t>
+        <w:t xml:space="preserve">The deployment architecture uses GitHub as the single source of truth. The main branch is connected to Vercel via an OAuth integration; every push to main triggers an automatic redeploy within 60 seconds. A secrets.toml configuration file controls DEMO_MODE (replaces dealer names/coordinates with anonymized labels for public presentations) and SCENARIO_DEFAULT (which of the two annual target scenarios loads on startup).</w:t>
       </w:r>
     </w:p>
     <w:p>
@@ -29317,54 +28285,12 @@
           <w:szCs w:val="24"/>
         </w:rPr>
       </w:pPr>
-      <w:r>
-        <w:rPr>
-          <w:rFonts w:ascii="Times New Roman" w:hAnsi="Times New Roman" w:cs="Times New Roman"/>
-          <w:color w:val="000000" w:themeColor="text1"/>
-          <w:sz w:val="24"/>
-          <w:szCs w:val="24"/>
-        </w:rPr>
-        <w:t xml:space="preserve">C4 — Open-Source, Cloud-Native Deployment: Full implementation with </w:t>
-      </w:r>
-      <w:proofErr w:type="spellStart"/>
-      <w:r>
-        <w:rPr>
-          <w:rFonts w:ascii="Times New Roman" w:hAnsi="Times New Roman" w:cs="Times New Roman"/>
-          <w:color w:val="000000" w:themeColor="text1"/>
-          <w:sz w:val="24"/>
-          <w:szCs w:val="24"/>
-        </w:rPr>
-        <w:t>PuLP</w:t>
-      </w:r>
-      <w:proofErr w:type="spellEnd"/>
-      <w:r>
-        <w:rPr>
-          <w:rFonts w:ascii="Times New Roman" w:hAnsi="Times New Roman" w:cs="Times New Roman"/>
-          <w:color w:val="000000" w:themeColor="text1"/>
-          <w:sz w:val="24"/>
-          <w:szCs w:val="24"/>
-        </w:rPr>
-        <w:t xml:space="preserve"> + CBC (zero license cost), </w:t>
-      </w:r>
-      <w:proofErr w:type="spellStart"/>
-      <w:r>
-        <w:rPr>
-          <w:rFonts w:ascii="Times New Roman" w:hAnsi="Times New Roman" w:cs="Times New Roman"/>
-          <w:color w:val="000000" w:themeColor="text1"/>
-          <w:sz w:val="24"/>
-          <w:szCs w:val="24"/>
-        </w:rPr>
-        <w:t>Streamlit</w:t>
-      </w:r>
-      <w:proofErr w:type="spellEnd"/>
-      <w:r>
-        <w:rPr>
-          <w:rFonts w:ascii="Times New Roman" w:hAnsi="Times New Roman" w:cs="Times New Roman"/>
-          <w:color w:val="000000" w:themeColor="text1"/>
-          <w:sz w:val="24"/>
-          <w:szCs w:val="24"/>
-        </w:rPr>
-        <w:t xml:space="preserve"> Cloud (zero server cost), and GitHub Actions CI ensures that the system remains reproducible, auditable, and deployable without proprietary software.</w:t>
+      <w:proofErr w:type="spellStart"/>
+      <w:proofErr w:type="spellEnd"/>
+      <w:proofErr w:type="spellStart"/>
+      <w:proofErr w:type="spellEnd"/>
+      <w:r>
+        <w:t xml:space="preserve">C4 — Open-Source, Cloud-Native Deployment: Full implementation with PuLP + CBC (zero license cost), Vercel (zero server cost), and GitHub Actions CI ensures that the system remains reproducible, auditable, and deployable without proprietary software.</w:t>
       </w:r>
     </w:p>
     <w:p>

--- a/END4000_TEZ_FINAL.docx
+++ b/END4000_TEZ_FINAL.docx
@@ -17331,6 +17331,45 @@
                     <a:prstGeom prst="rect">
                       <a:avLst/>
                     </a:prstGeom>
+                  </pic:spPr>
+                </pic:pic>
+              </a:graphicData>
+            </a:graphic>
+          </wp:inline>
+        </w:drawing>
+      </w:r>
+    </w:p>
+    <w:p>
+      <w:pPr>
+        <w:jc w:val="center"/>
+      </w:pPr>
+      <w:r>
+        <w:drawing>
+          <wp:inline xmlns:a="http://schemas.openxmlformats.org/drawingml/2006/main" xmlns:pic="http://schemas.openxmlformats.org/drawingml/2006/picture">
+            <wp:extent cx="5029200" cy="3876440"/>
+            <wp:docPr id="7" name="Picture 7"/>
+            <wp:cNvGraphicFramePr>
+              <a:graphicFrameLocks noChangeAspect="1"/>
+            </wp:cNvGraphicFramePr>
+            <a:graphic>
+              <a:graphicData uri="http://schemas.openxmlformats.org/drawingml/2006/picture">
+                <pic:pic>
+                  <pic:nvPicPr>
+                    <pic:cNvPr id="0" name="fig2_stl.png"/>
+                    <pic:cNvPicPr/>
+                  </pic:nvPicPr>
+                  <pic:blipFill>
+                    <a:blip r:embed="rId16"/>
+                    <a:stretch>
+                      <a:fillRect/>
+                    </a:stretch>
+                  </pic:blipFill>
+                  <pic:spPr>
+                    <a:xfrm>
+                      <a:off x="0" y="0"/>
+                      <a:ext cx="5029200" cy="3876440"/>
+                    </a:xfrm>
+                    <a:prstGeom prst="rect"/>
                   </pic:spPr>
                 </pic:pic>
               </a:graphicData>

--- a/END4000_TEZ_FINAL.docx
+++ b/END4000_TEZ_FINAL.docx
@@ -14004,44 +14004,11 @@
         </w:rPr>
       </w:pPr>
       <w:proofErr w:type="spellStart"/>
-      <w:r>
-        <w:rPr>
-          <w:rFonts w:ascii="Times New Roman" w:hAnsi="Times New Roman" w:cs="Times New Roman"/>
-          <w:color w:val="000000" w:themeColor="text1"/>
-          <w:sz w:val="24"/>
-          <w:szCs w:val="24"/>
-        </w:rPr>
-        <w:t>PuLP</w:t>
-      </w:r>
-      <w:proofErr w:type="spellEnd"/>
-      <w:r>
-        <w:rPr>
-          <w:rFonts w:ascii="Times New Roman" w:hAnsi="Times New Roman" w:cs="Times New Roman"/>
-          <w:color w:val="000000" w:themeColor="text1"/>
-          <w:sz w:val="24"/>
-          <w:szCs w:val="24"/>
-        </w:rPr>
-        <w:t xml:space="preserve"> is a linear programming formulation tool implemented in the popular programming language Python, providing users with a modeling interface consistent with the mathematical notation of LP formulations. The fact that </w:t>
-      </w:r>
-      <w:proofErr w:type="spellStart"/>
-      <w:r>
-        <w:rPr>
-          <w:rFonts w:ascii="Times New Roman" w:hAnsi="Times New Roman" w:cs="Times New Roman"/>
-          <w:color w:val="000000" w:themeColor="text1"/>
-          <w:sz w:val="24"/>
-          <w:szCs w:val="24"/>
-        </w:rPr>
-        <w:t>PuLP</w:t>
-      </w:r>
-      <w:proofErr w:type="spellEnd"/>
-      <w:r>
-        <w:rPr>
-          <w:rFonts w:ascii="Times New Roman" w:hAnsi="Times New Roman" w:cs="Times New Roman"/>
-          <w:color w:val="000000" w:themeColor="text1"/>
-          <w:sz w:val="24"/>
-          <w:szCs w:val="24"/>
-        </w:rPr>
-        <w:t xml:space="preserve"> can utilize CBC solver without having any licensing fees is a clear indication why it is a good choice for implementing our cloud-based solution since the cost of the solver should be zero. It only took less than 0.3 seconds to solve the January 2026 instance (88 integer variables, 92 constraints).</w:t>
+      <w:proofErr w:type="spellEnd"/>
+      <w:proofErr w:type="spellStart"/>
+      <w:proofErr w:type="spellEnd"/>
+      <w:r>
+        <w:t xml:space="preserve">PuLP is a linear programming formulation tool implemented in the popular programming language Python, providing users with a modeling interface consistent with the mathematical notation of LP formulations. The fact that PuLP can utilize CBC solver without having any licensing fees is a clear indication why it is a good choice for implementing our cloud-based solution since the cost of the solver should be zero. It only took less than 0.3 seconds to solve the January 2026 instance (88 integer variables, 92 constraints). Table 1 provides a structured summary of the fourteen works reviewed, covering their objectives, methods, and key findings.</w:t>
       </w:r>
     </w:p>
     <w:p>
@@ -16126,13 +16093,7 @@
         </w:rPr>
       </w:pPr>
       <w:r>
-        <w:rPr>
-          <w:rFonts w:ascii="Times New Roman" w:hAnsi="Times New Roman" w:cs="Times New Roman"/>
-          <w:color w:val="000000" w:themeColor="text1"/>
-          <w:sz w:val="24"/>
-          <w:szCs w:val="24"/>
-        </w:rPr>
-        <w:t>The brand's portfolio in January 2026 consists of four active model-version groups, all in the SUV segment:</w:t>
+        <w:t xml:space="preserve">The brand's portfolio in January 2026 consists of four active model-version groups, all in the SUV segment: Table 2 lists all four active model-version groups with their chassis prefixes and January 2026 inventory counts.</w:t>
       </w:r>
     </w:p>
     <w:p>
@@ -17938,45 +17899,12 @@
           <w:szCs w:val="24"/>
         </w:rPr>
       </w:pPr>
-      <w:r>
-        <w:rPr>
-          <w:rFonts w:ascii="Times New Roman" w:hAnsi="Times New Roman" w:cs="Times New Roman"/>
-          <w:sz w:val="24"/>
-          <w:szCs w:val="24"/>
-        </w:rPr>
-        <w:t>Monthly disaggregation is performed by multiplying the annual total by SI_m for each month, then normalizing so that the 12-month sum equals the annual projection exactly.</w:t>
-      </w:r>
       <w:proofErr w:type="gramStart"/>
-      <w:r>
-        <w:rPr>
-          <w:rFonts w:ascii="Times New Roman" w:hAnsi="Times New Roman" w:cs="Times New Roman"/>
-          <w:sz w:val="24"/>
-          <w:szCs w:val="24"/>
-        </w:rPr>
-      </w:r>
       <w:proofErr w:type="gramEnd"/>
-      <w:r>
-        <w:rPr>
-          <w:rFonts w:ascii="Times New Roman" w:hAnsi="Times New Roman" w:cs="Times New Roman"/>
-          <w:sz w:val="24"/>
-          <w:szCs w:val="24"/>
-        </w:rPr>
-      </w:r>
-      <w:proofErr w:type="spellStart"/>
-      <w:r>
-        <w:rPr>
-          <w:rFonts w:ascii="Times New Roman" w:hAnsi="Times New Roman" w:cs="Times New Roman"/>
-          <w:sz w:val="24"/>
-          <w:szCs w:val="24"/>
-        </w:rPr>
-      </w:r>
-      <w:proofErr w:type="spellEnd"/>
-      <w:r>
-        <w:rPr>
-          <w:rFonts w:ascii="Times New Roman" w:hAnsi="Times New Roman" w:cs="Times New Roman"/>
-          <w:sz w:val="24"/>
-          <w:szCs w:val="24"/>
-        </w:rPr>
+      <w:proofErr w:type="spellStart"/>
+      <w:proofErr w:type="spellEnd"/>
+      <w:r>
+        <w:t xml:space="preserve">Monthly disaggregation is performed by multiplying the annual total by SI_m for each month, then normalizing so that the 12-month sum equals the annual projection exactly. Table 3 presents the resulting 2026 monthly allocation plan for the 10,000-unit annual target scenario.</w:t>
       </w:r>
     </w:p>
     <w:p>
@@ -19461,37 +19389,7 @@
         </w:rPr>
       </w:pPr>
       <w:r>
-        <w:rPr>
-          <w:rFonts w:ascii="Times New Roman" w:hAnsi="Times New Roman" w:cs="Times New Roman"/>
-          <w:sz w:val="24"/>
-          <w:szCs w:val="24"/>
-        </w:rPr>
-        <w:t xml:space="preserve">Window selection is performed by systematic cross-validation over W </w:t>
-      </w:r>
-      <w:r>
-        <w:rPr>
-          <w:rFonts w:ascii="Cambria Math" w:hAnsi="Cambria Math" w:cs="Cambria Math"/>
-          <w:sz w:val="24"/>
-          <w:szCs w:val="24"/>
-        </w:rPr>
-        <w:t>∈</w:t>
-      </w:r>
-      <w:r>
-        <w:rPr>
-          <w:rFonts w:ascii="Times New Roman" w:hAnsi="Times New Roman" w:cs="Times New Roman"/>
-          <w:sz w:val="24"/>
-          <w:szCs w:val="24"/>
-        </w:rPr>
-        <w:t xml:space="preserve"> {3, …, 19}. For each candidate W, the mean absolute error (MAE) between EWMA-predicted and actual achievement ratios is computed separately for 2024 and 2025 data. The selection criterion prioritizes cross-</w:t>
-      </w:r>
-      <w:r>
-        <w:rPr>
-          <w:rFonts w:ascii="Times New Roman" w:hAnsi="Times New Roman" w:cs="Times New Roman"/>
-          <w:sz w:val="24"/>
-          <w:szCs w:val="24"/>
-        </w:rPr>
-        <w:lastRenderedPageBreak/>
-        <w:t>year consistency — the window that minimizes |MAE_2024 − MAE_2025| — over raw accuracy, because a window that overfits to one year's patterns will degrade when applied to the following year's data. Figure 4 and Table B illustrate the selection.</w:t>
+        <w:t xml:space="preserve">Window selection is performed by systematic cross-validation over W ∈ {3, …, 19}. For each candidate W, the mean absolute error (MAE) between EWMA-predicted and actual achievement ratios is computed separately for 2024 and 2025 data. The selection criterion prioritizes cross-year consistency — the window that minimizes |MAE_2024 − MAE_2025| — over raw accuracy, because a window that overfits to one year's patterns will degrade when applied to the following year's data. Figure 4 and Table 4 illustrate the selection.</w:t>
       </w:r>
     </w:p>
     <w:p>
@@ -20861,47 +20759,10 @@
           <w:szCs w:val="24"/>
         </w:rPr>
       </w:pPr>
-      <w:r>
-        <w:rPr>
-          <w:rFonts w:ascii="Times New Roman" w:hAnsi="Times New Roman" w:cs="Times New Roman"/>
-          <w:sz w:val="24"/>
-          <w:szCs w:val="24"/>
-        </w:rPr>
-        <w:t xml:space="preserve">Layer 2 computes a composite score </w:t>
-      </w:r>
-      <w:proofErr w:type="spellStart"/>
-      <w:r>
-        <w:rPr>
-          <w:rFonts w:ascii="Times New Roman" w:hAnsi="Times New Roman" w:cs="Times New Roman"/>
-          <w:sz w:val="24"/>
-          <w:szCs w:val="24"/>
-        </w:rPr>
-        <w:t>C_d</w:t>
-      </w:r>
-      <w:proofErr w:type="spellEnd"/>
-      <w:r>
-        <w:rPr>
-          <w:rFonts w:ascii="Times New Roman" w:hAnsi="Times New Roman" w:cs="Times New Roman"/>
-          <w:sz w:val="24"/>
-          <w:szCs w:val="24"/>
-        </w:rPr>
-        <w:t xml:space="preserve"> for each dealer d </w:t>
-      </w:r>
-      <w:r>
-        <w:rPr>
-          <w:rFonts w:ascii="Cambria Math" w:hAnsi="Cambria Math" w:cs="Cambria Math"/>
-          <w:sz w:val="24"/>
-          <w:szCs w:val="24"/>
-        </w:rPr>
-        <w:t>∈</w:t>
-      </w:r>
-      <w:r>
-        <w:rPr>
-          <w:rFonts w:ascii="Times New Roman" w:hAnsi="Times New Roman" w:cs="Times New Roman"/>
-          <w:sz w:val="24"/>
-          <w:szCs w:val="24"/>
-        </w:rPr>
-        <w:t xml:space="preserve"> {1, …, 28} as a weighted linear combination of four normalized sub-scores. The composite score is:</w:t>
+      <w:proofErr w:type="spellStart"/>
+      <w:proofErr w:type="spellEnd"/>
+      <w:r>
+        <w:t xml:space="preserve">Layer 2 computes a composite score C_d for each dealer d ∈ {1, …, 28} as a weighted linear combination of four normalized sub-scores. The composite score is: Table 5 summarizes the four criteria, their symbols, weights, and rationale.</w:t>
       </w:r>
     </w:p>
     <w:p>
@@ -23866,115 +23727,14 @@
           <w:szCs w:val="24"/>
         </w:rPr>
       </w:pPr>
-      <w:r>
-        <w:rPr>
-          <w:rFonts w:ascii="Times New Roman" w:hAnsi="Times New Roman" w:cs="Times New Roman"/>
-          <w:sz w:val="24"/>
-          <w:szCs w:val="24"/>
-        </w:rPr>
-        <w:t xml:space="preserve">The monthly vehicle allocation problem is formulated as a Mixed-Integer Linear Program. Let </w:t>
-      </w:r>
-      <w:proofErr w:type="spellStart"/>
-      <w:r>
-        <w:rPr>
-          <w:rFonts w:ascii="Times New Roman" w:hAnsi="Times New Roman" w:cs="Times New Roman"/>
-          <w:sz w:val="24"/>
-          <w:szCs w:val="24"/>
-        </w:rPr>
-        <w:t>D_m</w:t>
-      </w:r>
-      <w:proofErr w:type="spellEnd"/>
-      <w:r>
-        <w:rPr>
-          <w:rFonts w:ascii="Times New Roman" w:hAnsi="Times New Roman" w:cs="Times New Roman"/>
-          <w:sz w:val="24"/>
-          <w:szCs w:val="24"/>
-        </w:rPr>
-        <w:t xml:space="preserve"> </w:t>
-      </w:r>
-      <w:r>
-        <w:rPr>
-          <w:rFonts w:ascii="Cambria Math" w:hAnsi="Cambria Math" w:cs="Cambria Math"/>
-          <w:sz w:val="24"/>
-          <w:szCs w:val="24"/>
-        </w:rPr>
-        <w:t>⊆</w:t>
-      </w:r>
-      <w:r>
-        <w:rPr>
-          <w:rFonts w:ascii="Times New Roman" w:hAnsi="Times New Roman" w:cs="Times New Roman"/>
-          <w:sz w:val="24"/>
-          <w:szCs w:val="24"/>
-        </w:rPr>
-        <w:t xml:space="preserve"> {1, …, 28} be the set of active dealers in month m (|</w:t>
-      </w:r>
-      <w:proofErr w:type="spellStart"/>
-      <w:r>
-        <w:rPr>
-          <w:rFonts w:ascii="Times New Roman" w:hAnsi="Times New Roman" w:cs="Times New Roman"/>
-          <w:sz w:val="24"/>
-          <w:szCs w:val="24"/>
-        </w:rPr>
-        <w:t>D_Jan</w:t>
-      </w:r>
-      <w:proofErr w:type="spellEnd"/>
-      <w:r>
-        <w:rPr>
-          <w:rFonts w:ascii="Times New Roman" w:hAnsi="Times New Roman" w:cs="Times New Roman"/>
-          <w:sz w:val="24"/>
-          <w:szCs w:val="24"/>
-        </w:rPr>
-        <w:t xml:space="preserve">| = 22), V be the set of vehicle variants, and V_A, V_B </w:t>
-      </w:r>
-      <w:r>
-        <w:rPr>
-          <w:rFonts w:ascii="Cambria Math" w:hAnsi="Cambria Math" w:cs="Cambria Math"/>
-          <w:sz w:val="24"/>
-          <w:szCs w:val="24"/>
-        </w:rPr>
-        <w:t>⊆</w:t>
-      </w:r>
-      <w:r>
-        <w:rPr>
-          <w:rFonts w:ascii="Times New Roman" w:hAnsi="Times New Roman" w:cs="Times New Roman"/>
-          <w:sz w:val="24"/>
-          <w:szCs w:val="24"/>
-        </w:rPr>
-        <w:t xml:space="preserve"> V the A-group and B-group variant subsets. Decision variable x[v][d] </w:t>
-      </w:r>
-      <w:r>
-        <w:rPr>
-          <w:rFonts w:ascii="Cambria Math" w:hAnsi="Cambria Math" w:cs="Cambria Math"/>
-          <w:sz w:val="24"/>
-          <w:szCs w:val="24"/>
-        </w:rPr>
-        <w:t>∈</w:t>
-      </w:r>
-      <w:r>
-        <w:rPr>
-          <w:rFonts w:ascii="Times New Roman" w:hAnsi="Times New Roman" w:cs="Times New Roman"/>
-          <w:sz w:val="24"/>
-          <w:szCs w:val="24"/>
-        </w:rPr>
-        <w:t xml:space="preserve"> ℤ</w:t>
-      </w:r>
+      <w:proofErr w:type="spellStart"/>
+      <w:proofErr w:type="spellEnd"/>
+      <w:proofErr w:type="spellStart"/>
+      <w:proofErr w:type="spellEnd"/>
       <w:proofErr w:type="gramStart"/>
-      <w:r>
-        <w:rPr>
-          <w:rFonts w:ascii="Times New Roman" w:hAnsi="Times New Roman" w:cs="Times New Roman"/>
-          <w:sz w:val="24"/>
-          <w:szCs w:val="24"/>
-        </w:rPr>
-        <w:t>_{</w:t>
-      </w:r>
       <w:proofErr w:type="gramEnd"/>
       <w:r>
-        <w:rPr>
-          <w:rFonts w:ascii="Times New Roman" w:hAnsi="Times New Roman" w:cs="Times New Roman"/>
-          <w:sz w:val="24"/>
-          <w:szCs w:val="24"/>
-        </w:rPr>
-        <w:t>≥0} denotes units of variant v allocated to dealer d.</w:t>
+        <w:t xml:space="preserve">The monthly vehicle allocation problem is formulated as a Mixed-Integer Linear Program. Let D_m ⊆ {1, …, 28} be the set of active dealers in month m (|D_Jan| = 22), V be the set of vehicle variants, and V_A, V_B ⊆ V the A-group and B-group variant subsets. Decision variable x[v][d] ∈ ℤ_{≥0} denotes units of variant v allocated to dealer d. Table 6 defines all sets, parameters, and the decision variable used in the model.</w:t>
       </w:r>
     </w:p>
     <w:p>
@@ -26307,12 +26067,7 @@
         <w:spacing w:after="120"/>
       </w:pPr>
       <w:r>
-        <w:rPr>
-          <w:rFonts w:ascii="Times New Roman" w:hAnsi="Times New Roman" w:cs="Times New Roman"/>
-          <w:sz w:val="24"/>
-          <w:szCs w:val="24"/>
-        </w:rPr>
-        <w:t>The January 2026 allocation run was executed using the following inputs: inventory_2026_01.csv (603 vehicles at the central depot), December 2025 monthly performance data for P score computation, 2025 year-end performance records for H score computation, and TÜİK December 2025 provincial automobile registration data for catchment market share calculation. 22 dealers held AKTİF status in January 2026; 6 dealers (DEALER 23–26, DEALER 28: newly opening from February; DEALER 27: opening from May) were excluded from the allocation.</w:t>
+        <w:t xml:space="preserve">The January 2026 allocation run was executed using the following inputs: inventory_2026_01.csv (603 vehicles at the central depot), December 2025 monthly performance data for P score computation, 2025 year-end performance records for H score computation, and TÜİK December 2025 provincial automobile registration data for catchment market share calculation. 22 dealers held AKTİF status in January 2026; 6 dealers (DEALER 23–26, DEALER 28: newly opening from February; DEALER 27: opening from May) were excluded from the allocation. Table 7 details the depot inventory breakdown by model group.</w:t>
       </w:r>
     </w:p>
     <w:p>
@@ -26854,12 +26609,7 @@
         </w:rPr>
       </w:pPr>
       <w:r>
-        <w:rPr>
-          <w:rFonts w:ascii="Times New Roman" w:hAnsi="Times New Roman" w:cs="Times New Roman"/>
-          <w:sz w:val="24"/>
-          <w:szCs w:val="24"/>
-        </w:rPr>
-        <w:t>The MILP solver returned optimal solutions for both groups within the 0.3-second time budget. The combined allocation matrix assigned vehicles to all 22 active January 2026 dealers.</w:t>
+        <w:t xml:space="preserve">The MILP solver returned optimal solutions for both groups within the 0.3-second time budget. The combined allocation matrix assigned vehicles to all 22 active January 2026 dealers. Table 8 summarizes allocated versus available units by model group. Figure 6 visualizes the per-dealer allocation sorted by composite score.</w:t>
       </w:r>
     </w:p>
     <w:p>
